--- a/lessons/2-1/downloads/reveal/2.1-session-1-practice-form-b.docx
+++ b/lessons/2-1/downloads/reveal/2.1-session-1-practice-form-b.docx
@@ -9,13 +9,13 @@
           <w:tab w:val="left" w:leader="underscore" w:pos="7250"/>
           <w:tab w:val="right" w:leader="underscore" w:pos="9504"/>
         </w:tabs>
-        <w:spacing w:before="0" w:after="90" w:line="269" w:lineRule="auto"/>
+        <w:spacing w:before="0" w:after="54" w:line="269" w:lineRule="auto"/>
       </w:pPr>
       <w:r>
         <w:rPr>
           <w:rFonts w:ascii="Avenir Next" w:hAnsi="Avenir Next" w:cs="Avenir Next" w:eastAsia="Avenir Next"/>
           <w:color w:val="1A1A1A"/>
-          <w:sz w:val="20"/>
+          <w:sz w:val="22"/>
           <w:szCs w:val="20"/>
         </w:rPr>
         <w:t xml:space="preserve">Name</w:t>
@@ -33,7 +33,7 @@
         <w:rPr>
           <w:rFonts w:ascii="Avenir Next" w:hAnsi="Avenir Next" w:cs="Avenir Next" w:eastAsia="Avenir Next"/>
           <w:color w:val="1A1A1A"/>
-          <w:sz w:val="20"/>
+          <w:sz w:val="22"/>
           <w:szCs w:val="20"/>
         </w:rPr>
         <w:t xml:space="preserve">   Date</w:t>
@@ -51,7 +51,7 @@
         <w:rPr>
           <w:rFonts w:ascii="Avenir Next" w:hAnsi="Avenir Next" w:cs="Avenir Next" w:eastAsia="Avenir Next"/>
           <w:color w:val="1A1A1A"/>
-          <w:sz w:val="20"/>
+          <w:sz w:val="22"/>
           <w:szCs w:val="20"/>
         </w:rPr>
         <w:t xml:space="preserve">   Period</w:t>
@@ -69,7 +69,7 @@
     <w:p>
       <w:pPr>
         <w:keepNext/>
-        <w:spacing w:before="0" w:after="12" w:line="264" w:lineRule="auto"/>
+        <w:spacing w:before="0" w:after="7" w:line="264" w:lineRule="auto"/>
       </w:pPr>
       <w:r>
         <w:rPr>
@@ -78,7 +78,7 @@
           <w:caps/>
           <w:color w:val="003A70"/>
           <w:spacing w:val="12"/>
-          <w:sz w:val="19"/>
+          <w:sz w:val="22"/>
           <w:szCs w:val="19"/>
         </w:rPr>
         <w:t xml:space="preserve">Lesson 2-1  ·  Session 1  ·  Practice  ·  Form B</w:t>
@@ -86,8 +86,9 @@
     </w:p>
     <w:p>
       <w:pPr>
+        <w:pStyle w:val="Heading1"/>
         <w:keepNext/>
-        <w:spacing w:before="0" w:after="10" w:line="240" w:lineRule="auto"/>
+        <w:spacing w:before="0" w:after="6" w:line="240" w:lineRule="auto"/>
       </w:pPr>
       <w:r>
         <w:rPr>
@@ -105,13 +106,13 @@
         <w:pBdr>
           <w:bottom w:val="single" w:sz="4" w:space="5" w:color="C9CDD2"/>
         </w:pBdr>
-        <w:spacing w:before="0" w:after="40" w:line="264" w:lineRule="auto"/>
+        <w:spacing w:before="0" w:after="24" w:line="264" w:lineRule="auto"/>
       </w:pPr>
       <w:r>
         <w:rPr>
           <w:rFonts w:ascii="Avenir Next" w:hAnsi="Avenir Next" w:cs="Avenir Next" w:eastAsia="Avenir Next"/>
           <w:color w:val="5A5F66"/>
-          <w:sz w:val="17"/>
+          <w:sz w:val="22"/>
           <w:szCs w:val="17"/>
         </w:rPr>
         <w:t xml:space="preserve">Learning target — I can tell whether a question is statistical by deciding if the answers will vary.</w:t>
@@ -128,7 +129,7 @@
     </w:p>
     <w:p>
       <w:pPr>
-        <w:spacing w:before="0" w:after="0" w:line="60" w:lineRule="auto"/>
+        <w:spacing w:before="0" w:after="0" w:line="50" w:lineRule="exact"/>
       </w:pPr>
     </w:p>
     <w:tbl>
@@ -167,7 +168,8 @@
           </w:tcPr>
           <w:p>
             <w:pPr>
-              <w:spacing w:before="0" w:after="40" w:line="264" w:lineRule="auto"/>
+              <w:pStyle w:val="Heading2"/>
+              <w:spacing w:before="0" w:after="24" w:line="264" w:lineRule="auto"/>
             </w:pPr>
             <w:r>
               <w:rPr>
@@ -186,7 +188,7 @@
               <w:tabs>
                 <w:tab w:val="left" w:pos="284"/>
               </w:tabs>
-              <w:spacing w:before="0" w:after="16" w:line="250" w:lineRule="auto"/>
+              <w:spacing w:before="0" w:after="10" w:line="250" w:lineRule="auto"/>
               <w:ind w:left="284" w:hanging="284"/>
             </w:pPr>
             <w:r>
@@ -194,63 +196,63 @@
                 <w:rFonts w:ascii="Avenir Next" w:hAnsi="Avenir Next" w:cs="Avenir Next" w:eastAsia="Avenir Next"/>
                 <w:b/>
                 <w:color w:val="003A70"/>
+                <w:sz w:val="22"/>
+                <w:szCs w:val="18"/>
+              </w:rPr>
+              <w:t xml:space="preserve">•</w:t>
+            </w:r>
+            <w:r>
+              <w:rPr>
+                <w:rFonts w:ascii="Avenir Next" w:hAnsi="Avenir Next" w:cs="Avenir Next" w:eastAsia="Avenir Next"/>
+                <w:color w:val="1A1A1A"/>
                 <w:sz w:val="18"/>
                 <w:szCs w:val="18"/>
               </w:rPr>
-              <w:t xml:space="preserve">•</w:t>
-            </w:r>
-            <w:r>
-              <w:rPr>
-                <w:rFonts w:ascii="Avenir Next" w:hAnsi="Avenir Next" w:cs="Avenir Next" w:eastAsia="Avenir Next"/>
-                <w:color w:val="1A1A1A"/>
-                <w:sz w:val="18"/>
+              <w:tab/>
+            </w:r>
+            <w:r>
+              <w:rPr>
+                <w:rFonts w:ascii="Avenir Next" w:hAnsi="Avenir Next" w:cs="Avenir Next" w:eastAsia="Avenir Next"/>
+                <w:color w:val="1A1A1A"/>
+                <w:sz w:val="22"/>
                 <w:szCs w:val="18"/>
               </w:rPr>
-              <w:tab/>
-            </w:r>
-            <w:r>
-              <w:rPr>
-                <w:rFonts w:ascii="Avenir Next" w:hAnsi="Avenir Next" w:cs="Avenir Next" w:eastAsia="Avenir Next"/>
-                <w:color w:val="1A1A1A"/>
-                <w:sz w:val="18"/>
+              <w:t xml:space="preserve">A </w:t>
+            </w:r>
+            <w:r>
+              <w:rPr>
+                <w:rFonts w:ascii="Avenir Next" w:hAnsi="Avenir Next" w:cs="Avenir Next" w:eastAsia="Avenir Next"/>
+                <w:b/>
+                <w:color w:val="1A1A1A"/>
+                <w:sz w:val="22"/>
                 <w:szCs w:val="18"/>
               </w:rPr>
-              <w:t xml:space="preserve">A </w:t>
-            </w:r>
-            <w:r>
-              <w:rPr>
-                <w:rFonts w:ascii="Avenir Next" w:hAnsi="Avenir Next" w:cs="Avenir Next" w:eastAsia="Avenir Next"/>
-                <w:b/>
-                <w:color w:val="1A1A1A"/>
-                <w:sz w:val="18"/>
+              <w:t xml:space="preserve">statistical question</w:t>
+            </w:r>
+            <w:r>
+              <w:rPr>
+                <w:rFonts w:ascii="Avenir Next" w:hAnsi="Avenir Next" w:cs="Avenir Next" w:eastAsia="Avenir Next"/>
+                <w:color w:val="1A1A1A"/>
+                <w:sz w:val="22"/>
                 <w:szCs w:val="18"/>
               </w:rPr>
-              <w:t xml:space="preserve">statistical question</w:t>
-            </w:r>
-            <w:r>
-              <w:rPr>
-                <w:rFonts w:ascii="Avenir Next" w:hAnsi="Avenir Next" w:cs="Avenir Next" w:eastAsia="Avenir Next"/>
-                <w:color w:val="1A1A1A"/>
-                <w:sz w:val="18"/>
+              <w:t xml:space="preserve"> expects answers that </w:t>
+            </w:r>
+            <w:r>
+              <w:rPr>
+                <w:rFonts w:ascii="Avenir Next" w:hAnsi="Avenir Next" w:cs="Avenir Next" w:eastAsia="Avenir Next"/>
+                <w:b/>
+                <w:color w:val="1A1A1A"/>
+                <w:sz w:val="22"/>
                 <w:szCs w:val="18"/>
               </w:rPr>
-              <w:t xml:space="preserve"> expects answers that </w:t>
-            </w:r>
-            <w:r>
-              <w:rPr>
-                <w:rFonts w:ascii="Avenir Next" w:hAnsi="Avenir Next" w:cs="Avenir Next" w:eastAsia="Avenir Next"/>
-                <w:b/>
-                <w:color w:val="1A1A1A"/>
-                <w:sz w:val="18"/>
-                <w:szCs w:val="18"/>
-              </w:rPr>
               <w:t xml:space="preserve">vary</w:t>
             </w:r>
             <w:r>
               <w:rPr>
                 <w:rFonts w:ascii="Avenir Next" w:hAnsi="Avenir Next" w:cs="Avenir Next" w:eastAsia="Avenir Next"/>
                 <w:color w:val="1A1A1A"/>
-                <w:sz w:val="18"/>
+                <w:sz w:val="22"/>
                 <w:szCs w:val="18"/>
               </w:rPr>
               <w:t xml:space="preserve"> from person to person.</w:t>
@@ -261,7 +263,7 @@
               <w:tabs>
                 <w:tab w:val="left" w:pos="284"/>
               </w:tabs>
-              <w:spacing w:before="0" w:after="16" w:line="250" w:lineRule="auto"/>
+              <w:spacing w:before="0" w:after="10" w:line="250" w:lineRule="auto"/>
               <w:ind w:left="284" w:hanging="284"/>
             </w:pPr>
             <w:r>
@@ -269,44 +271,44 @@
                 <w:rFonts w:ascii="Avenir Next" w:hAnsi="Avenir Next" w:cs="Avenir Next" w:eastAsia="Avenir Next"/>
                 <w:b/>
                 <w:color w:val="003A70"/>
+                <w:sz w:val="22"/>
+                <w:szCs w:val="18"/>
+              </w:rPr>
+              <w:t xml:space="preserve">•</w:t>
+            </w:r>
+            <w:r>
+              <w:rPr>
+                <w:rFonts w:ascii="Avenir Next" w:hAnsi="Avenir Next" w:cs="Avenir Next" w:eastAsia="Avenir Next"/>
+                <w:color w:val="1A1A1A"/>
                 <w:sz w:val="18"/>
                 <w:szCs w:val="18"/>
               </w:rPr>
-              <w:t xml:space="preserve">•</w:t>
-            </w:r>
-            <w:r>
-              <w:rPr>
-                <w:rFonts w:ascii="Avenir Next" w:hAnsi="Avenir Next" w:cs="Avenir Next" w:eastAsia="Avenir Next"/>
-                <w:color w:val="1A1A1A"/>
-                <w:sz w:val="18"/>
+              <w:tab/>
+            </w:r>
+            <w:r>
+              <w:rPr>
+                <w:rFonts w:ascii="Avenir Next" w:hAnsi="Avenir Next" w:cs="Avenir Next" w:eastAsia="Avenir Next"/>
+                <w:color w:val="1A1A1A"/>
+                <w:sz w:val="22"/>
                 <w:szCs w:val="18"/>
               </w:rPr>
-              <w:tab/>
-            </w:r>
-            <w:r>
-              <w:rPr>
-                <w:rFonts w:ascii="Avenir Next" w:hAnsi="Avenir Next" w:cs="Avenir Next" w:eastAsia="Avenir Next"/>
-                <w:color w:val="1A1A1A"/>
-                <w:sz w:val="18"/>
+              <w:t xml:space="preserve">A question with one </w:t>
+            </w:r>
+            <w:r>
+              <w:rPr>
+                <w:rFonts w:ascii="Avenir Next" w:hAnsi="Avenir Next" w:cs="Avenir Next" w:eastAsia="Avenir Next"/>
+                <w:b/>
+                <w:color w:val="1A1A1A"/>
+                <w:sz w:val="22"/>
                 <w:szCs w:val="18"/>
               </w:rPr>
-              <w:t xml:space="preserve">A question with one </w:t>
-            </w:r>
-            <w:r>
-              <w:rPr>
-                <w:rFonts w:ascii="Avenir Next" w:hAnsi="Avenir Next" w:cs="Avenir Next" w:eastAsia="Avenir Next"/>
-                <w:b/>
-                <w:color w:val="1A1A1A"/>
-                <w:sz w:val="18"/>
-                <w:szCs w:val="18"/>
-              </w:rPr>
               <w:t xml:space="preserve">fixed</w:t>
             </w:r>
             <w:r>
               <w:rPr>
                 <w:rFonts w:ascii="Avenir Next" w:hAnsi="Avenir Next" w:cs="Avenir Next" w:eastAsia="Avenir Next"/>
                 <w:color w:val="1A1A1A"/>
-                <w:sz w:val="18"/>
+                <w:sz w:val="22"/>
                 <w:szCs w:val="18"/>
               </w:rPr>
               <w:t xml:space="preserve"> answer is not statistical, even when the answer is a number.</w:t>
@@ -317,7 +319,7 @@
               <w:tabs>
                 <w:tab w:val="left" w:pos="284"/>
               </w:tabs>
-              <w:spacing w:before="0" w:after="16" w:line="250" w:lineRule="auto"/>
+              <w:spacing w:before="0" w:after="10" w:line="250" w:lineRule="auto"/>
               <w:ind w:left="284" w:hanging="284"/>
             </w:pPr>
             <w:r>
@@ -325,44 +327,44 @@
                 <w:rFonts w:ascii="Avenir Next" w:hAnsi="Avenir Next" w:cs="Avenir Next" w:eastAsia="Avenir Next"/>
                 <w:b/>
                 <w:color w:val="003A70"/>
+                <w:sz w:val="22"/>
+                <w:szCs w:val="18"/>
+              </w:rPr>
+              <w:t xml:space="preserve">•</w:t>
+            </w:r>
+            <w:r>
+              <w:rPr>
+                <w:rFonts w:ascii="Avenir Next" w:hAnsi="Avenir Next" w:cs="Avenir Next" w:eastAsia="Avenir Next"/>
+                <w:color w:val="1A1A1A"/>
                 <w:sz w:val="18"/>
                 <w:szCs w:val="18"/>
               </w:rPr>
-              <w:t xml:space="preserve">•</w:t>
-            </w:r>
-            <w:r>
-              <w:rPr>
-                <w:rFonts w:ascii="Avenir Next" w:hAnsi="Avenir Next" w:cs="Avenir Next" w:eastAsia="Avenir Next"/>
-                <w:color w:val="1A1A1A"/>
-                <w:sz w:val="18"/>
+              <w:tab/>
+            </w:r>
+            <w:r>
+              <w:rPr>
+                <w:rFonts w:ascii="Avenir Next" w:hAnsi="Avenir Next" w:cs="Avenir Next" w:eastAsia="Avenir Next"/>
+                <w:color w:val="1A1A1A"/>
+                <w:sz w:val="22"/>
                 <w:szCs w:val="18"/>
               </w:rPr>
-              <w:tab/>
-            </w:r>
-            <w:r>
-              <w:rPr>
-                <w:rFonts w:ascii="Avenir Next" w:hAnsi="Avenir Next" w:cs="Avenir Next" w:eastAsia="Avenir Next"/>
-                <w:color w:val="1A1A1A"/>
-                <w:sz w:val="18"/>
+              <w:t xml:space="preserve">Test: could two people give </w:t>
+            </w:r>
+            <w:r>
+              <w:rPr>
+                <w:rFonts w:ascii="Avenir Next" w:hAnsi="Avenir Next" w:cs="Avenir Next" w:eastAsia="Avenir Next"/>
+                <w:b/>
+                <w:color w:val="1A1A1A"/>
+                <w:sz w:val="22"/>
                 <w:szCs w:val="18"/>
               </w:rPr>
-              <w:t xml:space="preserve">Test: could two people give </w:t>
-            </w:r>
-            <w:r>
-              <w:rPr>
-                <w:rFonts w:ascii="Avenir Next" w:hAnsi="Avenir Next" w:cs="Avenir Next" w:eastAsia="Avenir Next"/>
-                <w:b/>
-                <w:color w:val="1A1A1A"/>
-                <w:sz w:val="18"/>
-                <w:szCs w:val="18"/>
-              </w:rPr>
               <w:t xml:space="preserve">different</w:t>
             </w:r>
             <w:r>
               <w:rPr>
                 <w:rFonts w:ascii="Avenir Next" w:hAnsi="Avenir Next" w:cs="Avenir Next" w:eastAsia="Avenir Next"/>
                 <w:color w:val="1A1A1A"/>
-                <w:sz w:val="18"/>
+                <w:sz w:val="22"/>
                 <w:szCs w:val="18"/>
               </w:rPr>
               <w:t xml:space="preserve"> answers? If yes, it is statistical.</w:t>
@@ -377,7 +379,8 @@
           </w:tcPr>
           <w:p>
             <w:pPr>
-              <w:spacing w:before="0" w:after="40" w:line="264" w:lineRule="auto"/>
+              <w:pStyle w:val="Heading2"/>
+              <w:spacing w:before="0" w:after="24" w:line="264" w:lineRule="auto"/>
             </w:pPr>
             <w:r>
               <w:rPr>
@@ -393,13 +396,13 @@
           </w:p>
           <w:p>
             <w:pPr>
-              <w:spacing w:before="0" w:after="40" w:line="252" w:lineRule="auto"/>
-            </w:pPr>
-            <w:r>
-              <w:rPr>
-                <w:rFonts w:ascii="Avenir Next" w:hAnsi="Avenir Next" w:cs="Avenir Next" w:eastAsia="Avenir Next"/>
-                <w:color w:val="1A1A1A"/>
-                <w:sz w:val="17"/>
+              <w:spacing w:before="0" w:after="24" w:line="252" w:lineRule="auto"/>
+            </w:pPr>
+            <w:r>
+              <w:rPr>
+                <w:rFonts w:ascii="Avenir Next" w:hAnsi="Avenir Next" w:cs="Avenir Next" w:eastAsia="Avenir Next"/>
+                <w:color w:val="1A1A1A"/>
+                <w:sz w:val="22"/>
                 <w:szCs w:val="17"/>
               </w:rPr>
               <w:t xml:space="preserve">Which is statistical: “How many siblings does each student have?” or “How many sides does a triangle have?”</w:t>
@@ -410,7 +413,7 @@
               <w:tabs>
                 <w:tab w:val="left" w:pos="700"/>
               </w:tabs>
-              <w:spacing w:before="0" w:after="20" w:line="252" w:lineRule="auto"/>
+              <w:spacing w:before="0" w:after="12" w:line="252" w:lineRule="auto"/>
               <w:ind w:left="700" w:hanging="700"/>
             </w:pPr>
             <w:r>
@@ -418,25 +421,25 @@
                 <w:rFonts w:ascii="Avenir Next" w:hAnsi="Avenir Next" w:cs="Avenir Next" w:eastAsia="Avenir Next"/>
                 <w:b/>
                 <w:color w:val="003A70"/>
+                <w:sz w:val="22"/>
+                <w:szCs w:val="17"/>
+              </w:rPr>
+              <w:t xml:space="preserve">Step 1</w:t>
+            </w:r>
+            <w:r>
+              <w:rPr>
+                <w:rFonts w:ascii="Avenir Next" w:hAnsi="Avenir Next" w:cs="Avenir Next" w:eastAsia="Avenir Next"/>
+                <w:color w:val="1A1A1A"/>
                 <w:sz w:val="17"/>
                 <w:szCs w:val="17"/>
               </w:rPr>
-              <w:t xml:space="preserve">Step 1</w:t>
-            </w:r>
-            <w:r>
-              <w:rPr>
-                <w:rFonts w:ascii="Avenir Next" w:hAnsi="Avenir Next" w:cs="Avenir Next" w:eastAsia="Avenir Next"/>
-                <w:color w:val="1A1A1A"/>
-                <w:sz w:val="17"/>
-                <w:szCs w:val="17"/>
-              </w:rPr>
               <w:tab/>
             </w:r>
             <w:r>
               <w:rPr>
                 <w:rFonts w:ascii="Avenir Next" w:hAnsi="Avenir Next" w:cs="Avenir Next" w:eastAsia="Avenir Next"/>
                 <w:color w:val="1A1A1A"/>
-                <w:sz w:val="17"/>
+                <w:sz w:val="22"/>
                 <w:szCs w:val="17"/>
               </w:rPr>
               <w:t xml:space="preserve">Sibling counts differ: 0, 1, 3.</w:t>
@@ -447,7 +450,7 @@
               <w:tabs>
                 <w:tab w:val="left" w:pos="700"/>
               </w:tabs>
-              <w:spacing w:before="0" w:after="20" w:line="252" w:lineRule="auto"/>
+              <w:spacing w:before="0" w:after="12" w:line="252" w:lineRule="auto"/>
               <w:ind w:left="700" w:hanging="700"/>
             </w:pPr>
             <w:r>
@@ -455,25 +458,25 @@
                 <w:rFonts w:ascii="Avenir Next" w:hAnsi="Avenir Next" w:cs="Avenir Next" w:eastAsia="Avenir Next"/>
                 <w:b/>
                 <w:color w:val="003A70"/>
+                <w:sz w:val="22"/>
+                <w:szCs w:val="17"/>
+              </w:rPr>
+              <w:t xml:space="preserve">Step 2</w:t>
+            </w:r>
+            <w:r>
+              <w:rPr>
+                <w:rFonts w:ascii="Avenir Next" w:hAnsi="Avenir Next" w:cs="Avenir Next" w:eastAsia="Avenir Next"/>
+                <w:color w:val="1A1A1A"/>
                 <w:sz w:val="17"/>
                 <w:szCs w:val="17"/>
               </w:rPr>
-              <w:t xml:space="preserve">Step 2</w:t>
-            </w:r>
-            <w:r>
-              <w:rPr>
-                <w:rFonts w:ascii="Avenir Next" w:hAnsi="Avenir Next" w:cs="Avenir Next" w:eastAsia="Avenir Next"/>
-                <w:color w:val="1A1A1A"/>
-                <w:sz w:val="17"/>
-                <w:szCs w:val="17"/>
-              </w:rPr>
               <w:tab/>
             </w:r>
             <w:r>
               <w:rPr>
                 <w:rFonts w:ascii="Avenir Next" w:hAnsi="Avenir Next" w:cs="Avenir Next" w:eastAsia="Avenir Next"/>
                 <w:color w:val="1A1A1A"/>
-                <w:sz w:val="17"/>
+                <w:sz w:val="22"/>
                 <w:szCs w:val="17"/>
               </w:rPr>
               <w:t xml:space="preserve">A triangle always has 3 sides.</w:t>
@@ -484,26 +487,26 @@
               <w:tabs>
                 <w:tab w:val="left" w:pos="700"/>
               </w:tabs>
-              <w:spacing w:before="20" w:after="0" w:line="252" w:lineRule="auto"/>
+              <w:spacing w:before="12" w:after="0" w:line="252" w:lineRule="auto"/>
               <w:ind w:left="700" w:hanging="700"/>
             </w:pPr>
             <w:r>
               <w:rPr>
                 <w:rFonts w:ascii="Avenir Next" w:hAnsi="Avenir Next" w:cs="Avenir Next" w:eastAsia="Avenir Next"/>
                 <w:b/>
+                <w:color w:val="1A1A1A"/>
+                <w:sz w:val="22"/>
+                <w:szCs w:val="17"/>
+              </w:rPr>
+              <w:t xml:space="preserve">Answer</w:t>
+            </w:r>
+            <w:r>
+              <w:rPr>
+                <w:rFonts w:ascii="Avenir Next" w:hAnsi="Avenir Next" w:cs="Avenir Next" w:eastAsia="Avenir Next"/>
                 <w:color w:val="1A1A1A"/>
                 <w:sz w:val="17"/>
                 <w:szCs w:val="17"/>
               </w:rPr>
-              <w:t xml:space="preserve">Answer</w:t>
-            </w:r>
-            <w:r>
-              <w:rPr>
-                <w:rFonts w:ascii="Avenir Next" w:hAnsi="Avenir Next" w:cs="Avenir Next" w:eastAsia="Avenir Next"/>
-                <w:color w:val="1A1A1A"/>
-                <w:sz w:val="17"/>
-                <w:szCs w:val="17"/>
-              </w:rPr>
               <w:tab/>
             </w:r>
             <w:r>
@@ -511,7 +514,7 @@
                 <w:rFonts w:ascii="Avenir Next" w:hAnsi="Avenir Next" w:cs="Avenir Next" w:eastAsia="Avenir Next"/>
                 <w:b/>
                 <w:color w:val="1A1A1A"/>
-                <w:sz w:val="17"/>
+                <w:sz w:val="22"/>
                 <w:szCs w:val="17"/>
               </w:rPr>
               <w:t xml:space="preserve">The sibling question is statistical; the triangle question is not.</w:t>
@@ -522,7 +525,7 @@
     </w:tbl>
     <w:p>
       <w:pPr>
-        <w:spacing w:before="60" w:after="0" w:line="252" w:lineRule="auto"/>
+        <w:spacing w:before="36" w:after="0" w:line="252" w:lineRule="auto"/>
       </w:pPr>
       <w:r>
         <w:rPr>
@@ -540,7 +543,7 @@
           <w:rFonts w:ascii="Avenir Next" w:hAnsi="Avenir Next" w:cs="Avenir Next" w:eastAsia="Avenir Next"/>
           <w:b/>
           <w:color w:val="1A1A1A"/>
-          <w:sz w:val="17"/>
+          <w:sz w:val="22"/>
           <w:szCs w:val="17"/>
         </w:rPr>
         <w:t xml:space="preserve">statistical question</w:t>
@@ -550,7 +553,7 @@
           <w:rFonts w:ascii="Avenir Next" w:hAnsi="Avenir Next" w:cs="Avenir Next" w:eastAsia="Avenir Next"/>
           <w:i/>
           <w:color w:val="5A5F66"/>
-          <w:sz w:val="17"/>
+          <w:sz w:val="22"/>
           <w:szCs w:val="17"/>
         </w:rPr>
         <w:t xml:space="preserve"> (pregunta estadística)</w:t>
@@ -559,7 +562,7 @@
         <w:rPr>
           <w:rFonts w:ascii="Avenir Next" w:hAnsi="Avenir Next" w:cs="Avenir Next" w:eastAsia="Avenir Next"/>
           <w:color w:val="5A5F66"/>
-          <w:sz w:val="17"/>
+          <w:sz w:val="22"/>
           <w:szCs w:val="17"/>
         </w:rPr>
         <w:t xml:space="preserve">   ·   </w:t>
@@ -569,7 +572,7 @@
           <w:rFonts w:ascii="Avenir Next" w:hAnsi="Avenir Next" w:cs="Avenir Next" w:eastAsia="Avenir Next"/>
           <w:b/>
           <w:color w:val="1A1A1A"/>
-          <w:sz w:val="17"/>
+          <w:sz w:val="22"/>
           <w:szCs w:val="17"/>
         </w:rPr>
         <w:t xml:space="preserve">variability</w:t>
@@ -579,7 +582,7 @@
           <w:rFonts w:ascii="Avenir Next" w:hAnsi="Avenir Next" w:cs="Avenir Next" w:eastAsia="Avenir Next"/>
           <w:i/>
           <w:color w:val="5A5F66"/>
-          <w:sz w:val="17"/>
+          <w:sz w:val="22"/>
           <w:szCs w:val="17"/>
         </w:rPr>
         <w:t xml:space="preserve"> (variabilidad)</w:t>
@@ -588,7 +591,7 @@
         <w:rPr>
           <w:rFonts w:ascii="Avenir Next" w:hAnsi="Avenir Next" w:cs="Avenir Next" w:eastAsia="Avenir Next"/>
           <w:color w:val="5A5F66"/>
-          <w:sz w:val="17"/>
+          <w:sz w:val="22"/>
           <w:szCs w:val="17"/>
         </w:rPr>
         <w:t xml:space="preserve">   ·   </w:t>
@@ -598,7 +601,7 @@
           <w:rFonts w:ascii="Avenir Next" w:hAnsi="Avenir Next" w:cs="Avenir Next" w:eastAsia="Avenir Next"/>
           <w:b/>
           <w:color w:val="1A1A1A"/>
-          <w:sz w:val="17"/>
+          <w:sz w:val="22"/>
           <w:szCs w:val="17"/>
         </w:rPr>
         <w:t xml:space="preserve">data</w:t>
@@ -608,7 +611,7 @@
           <w:rFonts w:ascii="Avenir Next" w:hAnsi="Avenir Next" w:cs="Avenir Next" w:eastAsia="Avenir Next"/>
           <w:i/>
           <w:color w:val="5A5F66"/>
-          <w:sz w:val="17"/>
+          <w:sz w:val="22"/>
           <w:szCs w:val="17"/>
         </w:rPr>
         <w:t xml:space="preserve"> (datos)</w:t>
@@ -616,6 +619,7 @@
     </w:p>
     <w:p>
       <w:pPr>
+        <w:pStyle w:val="Heading2"/>
         <w:keepNext/>
         <w:pBdr>
           <w:bottom w:val="single" w:sz="8" w:space="3" w:color="003A70"/>
@@ -623,7 +627,7 @@
         <w:tabs>
           <w:tab w:val="right" w:pos="9504"/>
         </w:tabs>
-        <w:spacing w:before="90" w:after="50" w:line="240" w:lineRule="auto"/>
+        <w:spacing w:before="54" w:after="30" w:line="240" w:lineRule="auto"/>
       </w:pPr>
       <w:r>
         <w:rPr>
@@ -631,7 +635,7 @@
           <w:b/>
           <w:color w:val="003A70"/>
           <w:spacing w:val="14"/>
-          <w:sz w:val="19"/>
+          <w:sz w:val="22"/>
           <w:szCs w:val="19"/>
         </w:rPr>
         <w:t xml:space="preserve">PRACTICE</w:t>
@@ -650,7 +654,7 @@
           <w:rFonts w:ascii="Avenir Next" w:hAnsi="Avenir Next" w:cs="Avenir Next" w:eastAsia="Avenir Next"/>
           <w:i/>
           <w:color w:val="5A5F66"/>
-          <w:sz w:val="17"/>
+          <w:sz w:val="22"/>
           <w:szCs w:val="17"/>
         </w:rPr>
         <w:t xml:space="preserve">show your work · label units</w:t>
@@ -658,7 +662,7 @@
     </w:p>
     <w:p>
       <w:pPr>
-        <w:spacing w:before="0" w:after="0" w:line="20" w:lineRule="exact"/>
+        <w:spacing w:before="0" w:after="0" w:line="50" w:lineRule="exact"/>
       </w:pPr>
     </w:p>
     <w:tbl>
@@ -700,7 +704,7 @@
               <w:tabs>
                 <w:tab w:val="left" w:pos="432"/>
               </w:tabs>
-              <w:spacing w:before="90" w:after="40" w:line="268" w:lineRule="auto"/>
+              <w:spacing w:before="54" w:after="24" w:line="268" w:lineRule="auto"/>
               <w:ind w:left="432" w:hanging="432"/>
             </w:pPr>
             <w:r>
@@ -708,25 +712,25 @@
                 <w:rFonts w:ascii="Avenir Next" w:hAnsi="Avenir Next" w:cs="Avenir Next" w:eastAsia="Avenir Next"/>
                 <w:b/>
                 <w:color w:val="1A1A1A"/>
+                <w:sz w:val="22"/>
+                <w:szCs w:val="20"/>
+              </w:rPr>
+              <w:t xml:space="preserve">1.</w:t>
+            </w:r>
+            <w:r>
+              <w:rPr>
+                <w:rFonts w:ascii="Avenir Next" w:hAnsi="Avenir Next" w:cs="Avenir Next" w:eastAsia="Avenir Next"/>
+                <w:color w:val="1A1A1A"/>
                 <w:sz w:val="20"/>
                 <w:szCs w:val="20"/>
               </w:rPr>
-              <w:t xml:space="preserve">1.</w:t>
-            </w:r>
-            <w:r>
-              <w:rPr>
-                <w:rFonts w:ascii="Avenir Next" w:hAnsi="Avenir Next" w:cs="Avenir Next" w:eastAsia="Avenir Next"/>
-                <w:color w:val="1A1A1A"/>
-                <w:sz w:val="20"/>
-                <w:szCs w:val="20"/>
-              </w:rPr>
               <w:tab/>
             </w:r>
             <w:r>
               <w:rPr>
                 <w:rFonts w:ascii="Avenir Next" w:hAnsi="Avenir Next" w:cs="Avenir Next" w:eastAsia="Avenir Next"/>
                 <w:color w:val="1A1A1A"/>
-                <w:sz w:val="20"/>
+                <w:sz w:val="22"/>
                 <w:szCs w:val="20"/>
               </w:rPr>
               <w:t xml:space="preserve">Ms. Lindqvist posted these questions. Write </w:t>
@@ -736,7 +740,7 @@
                 <w:rFonts w:ascii="Avenir Next" w:hAnsi="Avenir Next" w:cs="Avenir Next" w:eastAsia="Avenir Next"/>
                 <w:b/>
                 <w:color w:val="1A1A1A"/>
-                <w:sz w:val="20"/>
+                <w:sz w:val="22"/>
                 <w:szCs w:val="20"/>
               </w:rPr>
               <w:t xml:space="preserve">S</w:t>
@@ -745,7 +749,7 @@
               <w:rPr>
                 <w:rFonts w:ascii="Avenir Next" w:hAnsi="Avenir Next" w:cs="Avenir Next" w:eastAsia="Avenir Next"/>
                 <w:color w:val="1A1A1A"/>
-                <w:sz w:val="20"/>
+                <w:sz w:val="22"/>
                 <w:szCs w:val="20"/>
               </w:rPr>
               <w:t xml:space="preserve"> (statistical) or </w:t>
@@ -755,7 +759,7 @@
                 <w:rFonts w:ascii="Avenir Next" w:hAnsi="Avenir Next" w:cs="Avenir Next" w:eastAsia="Avenir Next"/>
                 <w:b/>
                 <w:color w:val="1A1A1A"/>
-                <w:sz w:val="20"/>
+                <w:sz w:val="22"/>
                 <w:szCs w:val="20"/>
               </w:rPr>
               <w:t xml:space="preserve">N</w:t>
@@ -764,7 +768,7 @@
               <w:rPr>
                 <w:rFonts w:ascii="Avenir Next" w:hAnsi="Avenir Next" w:cs="Avenir Next" w:eastAsia="Avenir Next"/>
                 <w:color w:val="1A1A1A"/>
-                <w:sz w:val="20"/>
+                <w:sz w:val="22"/>
                 <w:szCs w:val="20"/>
               </w:rPr>
               <w:t xml:space="preserve"> (not statistical).</w:t>
@@ -817,7 +821,7 @@
                       <w:rFonts w:ascii="Avenir Next" w:hAnsi="Avenir Next" w:cs="Avenir Next" w:eastAsia="Avenir Next"/>
                       <w:b/>
                       <w:color w:val="1A1A1A"/>
-                      <w:sz w:val="19"/>
+                      <w:sz w:val="22"/>
                       <w:szCs w:val="19"/>
                     </w:rPr>
                     <w:t xml:space="preserve">Question</w:t>
@@ -840,7 +844,7 @@
                       <w:rFonts w:ascii="Avenir Next" w:hAnsi="Avenir Next" w:cs="Avenir Next" w:eastAsia="Avenir Next"/>
                       <w:b/>
                       <w:color w:val="1A1A1A"/>
-                      <w:sz w:val="19"/>
+                      <w:sz w:val="22"/>
                       <w:szCs w:val="19"/>
                     </w:rPr>
                     <w:t xml:space="preserve">S or N</w:t>
@@ -869,7 +873,7 @@
                       <w:rFonts w:ascii="Avenir Next" w:hAnsi="Avenir Next" w:cs="Avenir Next" w:eastAsia="Avenir Next"/>
                       <w:b/>
                       <w:color w:val="1A1A1A"/>
-                      <w:sz w:val="19"/>
+                      <w:sz w:val="22"/>
                       <w:szCs w:val="19"/>
                     </w:rPr>
                     <w:t xml:space="preserve">How many siblings do you have?</w:t>
@@ -883,7 +887,7 @@
                 </w:tcPr>
                 <w:p>
                   <w:pPr>
-                    <w:spacing w:before="0" w:after="0" w:line="240" w:lineRule="auto"/>
+                    <w:spacing w:before="0" w:after="0" w:line="50" w:lineRule="exact"/>
                   </w:pPr>
                 </w:p>
               </w:tc>
@@ -909,7 +913,7 @@
                       <w:rFonts w:ascii="Avenir Next" w:hAnsi="Avenir Next" w:cs="Avenir Next" w:eastAsia="Avenir Next"/>
                       <w:b/>
                       <w:color w:val="1A1A1A"/>
-                      <w:sz w:val="19"/>
+                      <w:sz w:val="22"/>
                       <w:szCs w:val="19"/>
                     </w:rPr>
                     <w:t xml:space="preserve">How many days are in a week?</w:t>
@@ -923,7 +927,7 @@
                 </w:tcPr>
                 <w:p>
                   <w:pPr>
-                    <w:spacing w:before="0" w:after="0" w:line="240" w:lineRule="auto"/>
+                    <w:spacing w:before="0" w:after="0" w:line="50" w:lineRule="exact"/>
                   </w:pPr>
                 </w:p>
               </w:tc>
@@ -949,7 +953,7 @@
                       <w:rFonts w:ascii="Avenir Next" w:hAnsi="Avenir Next" w:cs="Avenir Next" w:eastAsia="Avenir Next"/>
                       <w:b/>
                       <w:color w:val="1A1A1A"/>
-                      <w:sz w:val="19"/>
+                      <w:sz w:val="22"/>
                       <w:szCs w:val="19"/>
                     </w:rPr>
                     <w:t xml:space="preserve">What time does the school day end?</w:t>
@@ -963,7 +967,7 @@
                 </w:tcPr>
                 <w:p>
                   <w:pPr>
-                    <w:spacing w:before="0" w:after="0" w:line="240" w:lineRule="auto"/>
+                    <w:spacing w:before="0" w:after="0" w:line="50" w:lineRule="exact"/>
                   </w:pPr>
                 </w:p>
               </w:tc>
@@ -989,7 +993,7 @@
                       <w:rFonts w:ascii="Avenir Next" w:hAnsi="Avenir Next" w:cs="Avenir Next" w:eastAsia="Avenir Next"/>
                       <w:b/>
                       <w:color w:val="1A1A1A"/>
-                      <w:sz w:val="19"/>
+                      <w:sz w:val="22"/>
                       <w:szCs w:val="19"/>
                     </w:rPr>
                     <w:t xml:space="preserve">How many books did you read this month?</w:t>
@@ -1003,7 +1007,7 @@
                 </w:tcPr>
                 <w:p>
                   <w:pPr>
-                    <w:spacing w:before="0" w:after="0" w:line="240" w:lineRule="auto"/>
+                    <w:spacing w:before="0" w:after="0" w:line="50" w:lineRule="exact"/>
                   </w:pPr>
                 </w:p>
               </w:tc>
@@ -1011,7 +1015,7 @@
           </w:tbl>
           <w:p>
             <w:pPr>
-              <w:spacing w:before="0" w:after="0" w:line="24" w:lineRule="auto"/>
+              <w:spacing w:before="0" w:after="0" w:line="50" w:lineRule="exact"/>
             </w:pPr>
           </w:p>
         </w:tc>
@@ -1019,12 +1023,12 @@
     </w:tbl>
     <w:p>
       <w:pPr>
-        <w:spacing w:before="0" w:after="0" w:line="20" w:lineRule="exact"/>
+        <w:spacing w:before="0" w:after="0" w:line="50" w:lineRule="exact"/>
       </w:pPr>
     </w:p>
     <w:p>
       <w:pPr>
-        <w:spacing w:before="0" w:after="0" w:line="20" w:lineRule="exact"/>
+        <w:spacing w:before="0" w:after="0" w:line="50" w:lineRule="exact"/>
       </w:pPr>
     </w:p>
     <w:tbl>
@@ -1066,7 +1070,7 @@
               <w:tabs>
                 <w:tab w:val="left" w:pos="432"/>
               </w:tabs>
-              <w:spacing w:before="90" w:after="40" w:line="268" w:lineRule="auto"/>
+              <w:spacing w:before="54" w:after="24" w:line="268" w:lineRule="auto"/>
               <w:ind w:left="432" w:hanging="432"/>
             </w:pPr>
             <w:r>
@@ -1074,18 +1078,18 @@
                 <w:rFonts w:ascii="Avenir Next" w:hAnsi="Avenir Next" w:cs="Avenir Next" w:eastAsia="Avenir Next"/>
                 <w:b/>
                 <w:color w:val="1A1A1A"/>
+                <w:sz w:val="22"/>
+                <w:szCs w:val="20"/>
+              </w:rPr>
+              <w:t xml:space="preserve">2.</w:t>
+            </w:r>
+            <w:r>
+              <w:rPr>
+                <w:rFonts w:ascii="Avenir Next" w:hAnsi="Avenir Next" w:cs="Avenir Next" w:eastAsia="Avenir Next"/>
+                <w:color w:val="1A1A1A"/>
                 <w:sz w:val="20"/>
                 <w:szCs w:val="20"/>
               </w:rPr>
-              <w:t xml:space="preserve">2.</w:t>
-            </w:r>
-            <w:r>
-              <w:rPr>
-                <w:rFonts w:ascii="Avenir Next" w:hAnsi="Avenir Next" w:cs="Avenir Next" w:eastAsia="Avenir Next"/>
-                <w:color w:val="1A1A1A"/>
-                <w:sz w:val="20"/>
-                <w:szCs w:val="20"/>
-              </w:rPr>
               <w:tab/>
             </w:r>
             <w:r>
@@ -1093,7 +1097,7 @@
                 <w:rFonts w:ascii="Avenir Next" w:hAnsi="Avenir Next" w:cs="Avenir Next" w:eastAsia="Avenir Next"/>
                 <w:b/>
                 <w:color w:val="1A1A1A"/>
-                <w:sz w:val="20"/>
+                <w:sz w:val="22"/>
                 <w:szCs w:val="20"/>
               </w:rPr>
               <w:t xml:space="preserve">Practice Minutes.</w:t>
@@ -1102,7 +1106,7 @@
               <w:rPr>
                 <w:rFonts w:ascii="Avenir Next" w:hAnsi="Avenir Next" w:cs="Avenir Next" w:eastAsia="Avenir Next"/>
                 <w:color w:val="1A1A1A"/>
-                <w:sz w:val="20"/>
+                <w:sz w:val="22"/>
                 <w:szCs w:val="20"/>
               </w:rPr>
               <w:t xml:space="preserve">  Mr. Delgado asked, “How many minutes did you practice music last night?” Eight students answered: 25, 5, 45, 30, 15, 50, 20, 10.</w:t>
@@ -1157,25 +1161,25 @@
                       <w:rFonts w:ascii="Avenir Next" w:hAnsi="Avenir Next" w:cs="Avenir Next" w:eastAsia="Avenir Next"/>
                       <w:b/>
                       <w:color w:val="003A70"/>
+                      <w:sz w:val="22"/>
+                      <w:szCs w:val="20"/>
+                    </w:rPr>
+                    <w:t xml:space="preserve">a.</w:t>
+                  </w:r>
+                  <w:r>
+                    <w:rPr>
+                      <w:rFonts w:ascii="Avenir Next" w:hAnsi="Avenir Next" w:cs="Avenir Next" w:eastAsia="Avenir Next"/>
+                      <w:color w:val="1A1A1A"/>
                       <w:sz w:val="20"/>
                       <w:szCs w:val="20"/>
                     </w:rPr>
-                    <w:t xml:space="preserve">a.</w:t>
-                  </w:r>
-                  <w:r>
-                    <w:rPr>
-                      <w:rFonts w:ascii="Avenir Next" w:hAnsi="Avenir Next" w:cs="Avenir Next" w:eastAsia="Avenir Next"/>
-                      <w:color w:val="1A1A1A"/>
-                      <w:sz w:val="20"/>
-                      <w:szCs w:val="20"/>
-                    </w:rPr>
                     <w:tab/>
                   </w:r>
                   <w:r>
                     <w:rPr>
                       <w:rFonts w:ascii="Avenir Next" w:hAnsi="Avenir Next" w:cs="Avenir Next" w:eastAsia="Avenir Next"/>
                       <w:color w:val="1A1A1A"/>
-                      <w:sz w:val="20"/>
+                      <w:sz w:val="22"/>
                       <w:szCs w:val="20"/>
                     </w:rPr>
                     <w:t xml:space="preserve">S or N?</w:t>
@@ -1219,25 +1223,25 @@
                       <w:rFonts w:ascii="Avenir Next" w:hAnsi="Avenir Next" w:cs="Avenir Next" w:eastAsia="Avenir Next"/>
                       <w:b/>
                       <w:color w:val="003A70"/>
+                      <w:sz w:val="22"/>
+                      <w:szCs w:val="20"/>
+                    </w:rPr>
+                    <w:t xml:space="preserve">b.</w:t>
+                  </w:r>
+                  <w:r>
+                    <w:rPr>
+                      <w:rFonts w:ascii="Avenir Next" w:hAnsi="Avenir Next" w:cs="Avenir Next" w:eastAsia="Avenir Next"/>
+                      <w:color w:val="1A1A1A"/>
                       <w:sz w:val="20"/>
                       <w:szCs w:val="20"/>
                     </w:rPr>
-                    <w:t xml:space="preserve">b.</w:t>
-                  </w:r>
-                  <w:r>
-                    <w:rPr>
-                      <w:rFonts w:ascii="Avenir Next" w:hAnsi="Avenir Next" w:cs="Avenir Next" w:eastAsia="Avenir Next"/>
-                      <w:color w:val="1A1A1A"/>
-                      <w:sz w:val="20"/>
-                      <w:szCs w:val="20"/>
-                    </w:rPr>
                     <w:tab/>
                   </w:r>
                   <w:r>
                     <w:rPr>
                       <w:rFonts w:ascii="Avenir Next" w:hAnsi="Avenir Next" w:cs="Avenir Next" w:eastAsia="Avenir Next"/>
                       <w:color w:val="1A1A1A"/>
-                      <w:sz w:val="20"/>
+                      <w:sz w:val="22"/>
                       <w:szCs w:val="20"/>
                     </w:rPr>
                     <w:t xml:space="preserve">How many answered?</w:t>
@@ -1287,25 +1291,25 @@
                       <w:rFonts w:ascii="Avenir Next" w:hAnsi="Avenir Next" w:cs="Avenir Next" w:eastAsia="Avenir Next"/>
                       <w:b/>
                       <w:color w:val="003A70"/>
+                      <w:sz w:val="22"/>
+                      <w:szCs w:val="20"/>
+                    </w:rPr>
+                    <w:t xml:space="preserve">c.</w:t>
+                  </w:r>
+                  <w:r>
+                    <w:rPr>
+                      <w:rFonts w:ascii="Avenir Next" w:hAnsi="Avenir Next" w:cs="Avenir Next" w:eastAsia="Avenir Next"/>
+                      <w:color w:val="1A1A1A"/>
                       <w:sz w:val="20"/>
                       <w:szCs w:val="20"/>
                     </w:rPr>
-                    <w:t xml:space="preserve">c.</w:t>
-                  </w:r>
-                  <w:r>
-                    <w:rPr>
-                      <w:rFonts w:ascii="Avenir Next" w:hAnsi="Avenir Next" w:cs="Avenir Next" w:eastAsia="Avenir Next"/>
-                      <w:color w:val="1A1A1A"/>
-                      <w:sz w:val="20"/>
-                      <w:szCs w:val="20"/>
-                    </w:rPr>
                     <w:tab/>
                   </w:r>
                   <w:r>
                     <w:rPr>
                       <w:rFonts w:ascii="Avenir Next" w:hAnsi="Avenir Next" w:cs="Avenir Next" w:eastAsia="Avenir Next"/>
                       <w:color w:val="1A1A1A"/>
-                      <w:sz w:val="20"/>
+                      <w:sz w:val="22"/>
                       <w:szCs w:val="20"/>
                     </w:rPr>
                     <w:t xml:space="preserve">Least answer:</w:t>
@@ -1349,25 +1353,25 @@
                       <w:rFonts w:ascii="Avenir Next" w:hAnsi="Avenir Next" w:cs="Avenir Next" w:eastAsia="Avenir Next"/>
                       <w:b/>
                       <w:color w:val="003A70"/>
+                      <w:sz w:val="22"/>
+                      <w:szCs w:val="20"/>
+                    </w:rPr>
+                    <w:t xml:space="preserve">d.</w:t>
+                  </w:r>
+                  <w:r>
+                    <w:rPr>
+                      <w:rFonts w:ascii="Avenir Next" w:hAnsi="Avenir Next" w:cs="Avenir Next" w:eastAsia="Avenir Next"/>
+                      <w:color w:val="1A1A1A"/>
                       <w:sz w:val="20"/>
                       <w:szCs w:val="20"/>
                     </w:rPr>
-                    <w:t xml:space="preserve">d.</w:t>
-                  </w:r>
-                  <w:r>
-                    <w:rPr>
-                      <w:rFonts w:ascii="Avenir Next" w:hAnsi="Avenir Next" w:cs="Avenir Next" w:eastAsia="Avenir Next"/>
-                      <w:color w:val="1A1A1A"/>
-                      <w:sz w:val="20"/>
-                      <w:szCs w:val="20"/>
-                    </w:rPr>
                     <w:tab/>
                   </w:r>
                   <w:r>
                     <w:rPr>
                       <w:rFonts w:ascii="Avenir Next" w:hAnsi="Avenir Next" w:cs="Avenir Next" w:eastAsia="Avenir Next"/>
                       <w:color w:val="1A1A1A"/>
-                      <w:sz w:val="20"/>
+                      <w:sz w:val="22"/>
                       <w:szCs w:val="20"/>
                     </w:rPr>
                     <w:t xml:space="preserve">Greatest answer:</w:t>
@@ -1397,7 +1401,7 @@
           </w:tbl>
           <w:p>
             <w:pPr>
-              <w:spacing w:before="0" w:after="0" w:line="24" w:lineRule="auto"/>
+              <w:spacing w:before="0" w:after="0" w:line="50" w:lineRule="exact"/>
             </w:pPr>
           </w:p>
         </w:tc>
@@ -1405,12 +1409,12 @@
     </w:tbl>
     <w:p>
       <w:pPr>
-        <w:spacing w:before="0" w:after="0" w:line="20" w:lineRule="exact"/>
+        <w:spacing w:before="0" w:after="0" w:line="50" w:lineRule="exact"/>
       </w:pPr>
     </w:p>
     <w:p>
       <w:pPr>
-        <w:spacing w:before="0" w:after="0" w:line="20" w:lineRule="exact"/>
+        <w:spacing w:before="0" w:after="0" w:line="50" w:lineRule="exact"/>
       </w:pPr>
     </w:p>
     <w:tbl>
@@ -1453,7 +1457,7 @@
               <w:tabs>
                 <w:tab w:val="left" w:pos="432"/>
               </w:tabs>
-              <w:spacing w:before="90" w:after="40" w:line="268" w:lineRule="auto"/>
+              <w:spacing w:before="54" w:after="24" w:line="268" w:lineRule="auto"/>
               <w:ind w:left="432" w:hanging="432"/>
             </w:pPr>
             <w:r>
@@ -1461,18 +1465,18 @@
                 <w:rFonts w:ascii="Avenir Next" w:hAnsi="Avenir Next" w:cs="Avenir Next" w:eastAsia="Avenir Next"/>
                 <w:b/>
                 <w:color w:val="1A1A1A"/>
+                <w:sz w:val="22"/>
+                <w:szCs w:val="20"/>
+              </w:rPr>
+              <w:t xml:space="preserve">3.</w:t>
+            </w:r>
+            <w:r>
+              <w:rPr>
+                <w:rFonts w:ascii="Avenir Next" w:hAnsi="Avenir Next" w:cs="Avenir Next" w:eastAsia="Avenir Next"/>
+                <w:color w:val="1A1A1A"/>
                 <w:sz w:val="20"/>
                 <w:szCs w:val="20"/>
               </w:rPr>
-              <w:t xml:space="preserve">3.</w:t>
-            </w:r>
-            <w:r>
-              <w:rPr>
-                <w:rFonts w:ascii="Avenir Next" w:hAnsi="Avenir Next" w:cs="Avenir Next" w:eastAsia="Avenir Next"/>
-                <w:color w:val="1A1A1A"/>
-                <w:sz w:val="20"/>
-                <w:szCs w:val="20"/>
-              </w:rPr>
               <w:tab/>
             </w:r>
             <w:r>
@@ -1480,7 +1484,7 @@
                 <w:rFonts w:ascii="Avenir Next" w:hAnsi="Avenir Next" w:cs="Avenir Next" w:eastAsia="Avenir Next"/>
                 <w:b/>
                 <w:color w:val="1A1A1A"/>
-                <w:sz w:val="20"/>
+                <w:sz w:val="22"/>
                 <w:szCs w:val="20"/>
               </w:rPr>
               <w:t xml:space="preserve">Two Questions.  </w:t>
@@ -1489,7 +1493,7 @@
               <w:rPr>
                 <w:rFonts w:ascii="Avenir Next" w:hAnsi="Avenir Next" w:cs="Avenir Next" w:eastAsia="Avenir Next"/>
                 <w:color w:val="1A1A1A"/>
-                <w:sz w:val="20"/>
+                <w:sz w:val="22"/>
                 <w:szCs w:val="20"/>
               </w:rPr>
               <w:t xml:space="preserve">Amara asks: (1) “What is your bus number?” (2) “How many buses park at our school each morning?” Which one is statistical?</w:t>
@@ -1498,7 +1502,7 @@
           <w:p>
             <w:pPr>
               <w:keepNext/>
-              <w:spacing w:before="0" w:after="40" w:line="252" w:lineRule="auto"/>
+              <w:spacing w:before="0" w:after="24" w:line="252" w:lineRule="auto"/>
               <w:ind w:left="432"/>
             </w:pPr>
             <w:r>
@@ -1506,7 +1510,7 @@
                 <w:rFonts w:ascii="Avenir Next" w:hAnsi="Avenir Next" w:cs="Avenir Next" w:eastAsia="Avenir Next"/>
                 <w:b/>
                 <w:color w:val="003A70"/>
-                <w:sz w:val="17"/>
+                <w:sz w:val="22"/>
                 <w:szCs w:val="17"/>
               </w:rPr>
               <w:t xml:space="preserve">Hint  </w:t>
@@ -1516,7 +1520,7 @@
                 <w:rFonts w:ascii="Avenir Next" w:hAnsi="Avenir Next" w:cs="Avenir Next" w:eastAsia="Avenir Next"/>
                 <w:i/>
                 <w:color w:val="5A5F66"/>
-                <w:sz w:val="17"/>
+                <w:sz w:val="22"/>
                 <w:szCs w:val="17"/>
               </w:rPr>
               <w:t xml:space="preserve">Would every classmate give the same answer?</w:t>
@@ -1584,7 +1588,7 @@
                     <w:rPr>
                       <w:rFonts w:ascii="Avenir Next" w:hAnsi="Avenir Next" w:cs="Avenir Next" w:eastAsia="Avenir Next"/>
                       <w:color w:val="1A1A1A"/>
-                      <w:sz w:val="19"/>
+                      <w:sz w:val="22"/>
                       <w:szCs w:val="19"/>
                     </w:rPr>
                     <w:t xml:space="preserve">Question 1</w:t>
@@ -1623,7 +1627,7 @@
                     <w:rPr>
                       <w:rFonts w:ascii="Avenir Next" w:hAnsi="Avenir Next" w:cs="Avenir Next" w:eastAsia="Avenir Next"/>
                       <w:color w:val="1A1A1A"/>
-                      <w:sz w:val="19"/>
+                      <w:sz w:val="22"/>
                       <w:szCs w:val="19"/>
                     </w:rPr>
                     <w:t xml:space="preserve">Question 2</w:t>
@@ -1634,7 +1638,7 @@
           </w:tbl>
           <w:p>
             <w:pPr>
-              <w:spacing w:before="0" w:after="0" w:line="24" w:lineRule="auto"/>
+              <w:spacing w:before="0" w:after="0" w:line="50" w:lineRule="exact"/>
             </w:pPr>
           </w:p>
         </w:tc>
@@ -1649,7 +1653,7 @@
               <w:tabs>
                 <w:tab w:val="left" w:pos="432"/>
               </w:tabs>
-              <w:spacing w:before="90" w:after="40" w:line="268" w:lineRule="auto"/>
+              <w:spacing w:before="54" w:after="24" w:line="268" w:lineRule="auto"/>
               <w:ind w:left="432" w:hanging="432"/>
             </w:pPr>
             <w:r>
@@ -1657,18 +1661,18 @@
                 <w:rFonts w:ascii="Avenir Next" w:hAnsi="Avenir Next" w:cs="Avenir Next" w:eastAsia="Avenir Next"/>
                 <w:b/>
                 <w:color w:val="1A1A1A"/>
+                <w:sz w:val="22"/>
+                <w:szCs w:val="20"/>
+              </w:rPr>
+              <w:t xml:space="preserve">4.</w:t>
+            </w:r>
+            <w:r>
+              <w:rPr>
+                <w:rFonts w:ascii="Avenir Next" w:hAnsi="Avenir Next" w:cs="Avenir Next" w:eastAsia="Avenir Next"/>
+                <w:color w:val="1A1A1A"/>
                 <w:sz w:val="20"/>
                 <w:szCs w:val="20"/>
               </w:rPr>
-              <w:t xml:space="preserve">4.</w:t>
-            </w:r>
-            <w:r>
-              <w:rPr>
-                <w:rFonts w:ascii="Avenir Next" w:hAnsi="Avenir Next" w:cs="Avenir Next" w:eastAsia="Avenir Next"/>
-                <w:color w:val="1A1A1A"/>
-                <w:sz w:val="20"/>
-                <w:szCs w:val="20"/>
-              </w:rPr>
               <w:tab/>
             </w:r>
             <w:r>
@@ -1676,7 +1680,7 @@
                 <w:rFonts w:ascii="Avenir Next" w:hAnsi="Avenir Next" w:cs="Avenir Next" w:eastAsia="Avenir Next"/>
                 <w:b/>
                 <w:color w:val="1A1A1A"/>
-                <w:sz w:val="20"/>
+                <w:sz w:val="22"/>
                 <w:szCs w:val="20"/>
               </w:rPr>
               <w:t xml:space="preserve">Rosa’s Claim.  </w:t>
@@ -1685,7 +1689,7 @@
               <w:rPr>
                 <w:rFonts w:ascii="Avenir Next" w:hAnsi="Avenir Next" w:cs="Avenir Next" w:eastAsia="Avenir Next"/>
                 <w:color w:val="1A1A1A"/>
-                <w:sz w:val="20"/>
+                <w:sz w:val="22"/>
                 <w:szCs w:val="20"/>
               </w:rPr>
               <w:t xml:space="preserve">Rosa says the answers to “How many windows are in our library?” will vary. Is she right?</w:t>
@@ -1694,7 +1698,7 @@
           <w:p>
             <w:pPr>
               <w:keepNext/>
-              <w:spacing w:before="0" w:after="40" w:line="252" w:lineRule="auto"/>
+              <w:spacing w:before="0" w:after="24" w:line="252" w:lineRule="auto"/>
               <w:ind w:left="432"/>
             </w:pPr>
             <w:r>
@@ -1702,7 +1706,7 @@
                 <w:rFonts w:ascii="Avenir Next" w:hAnsi="Avenir Next" w:cs="Avenir Next" w:eastAsia="Avenir Next"/>
                 <w:b/>
                 <w:color w:val="003A70"/>
-                <w:sz w:val="17"/>
+                <w:sz w:val="22"/>
                 <w:szCs w:val="17"/>
               </w:rPr>
               <w:t xml:space="preserve">Hint  </w:t>
@@ -1712,7 +1716,7 @@
                 <w:rFonts w:ascii="Avenir Next" w:hAnsi="Avenir Next" w:cs="Avenir Next" w:eastAsia="Avenir Next"/>
                 <w:i/>
                 <w:color w:val="5A5F66"/>
-                <w:sz w:val="17"/>
+                <w:sz w:val="22"/>
                 <w:szCs w:val="17"/>
               </w:rPr>
               <w:t xml:space="preserve">Would two students counting give different numbers?</w:t>
@@ -1780,7 +1784,7 @@
                     <w:rPr>
                       <w:rFonts w:ascii="Avenir Next" w:hAnsi="Avenir Next" w:cs="Avenir Next" w:eastAsia="Avenir Next"/>
                       <w:color w:val="1A1A1A"/>
-                      <w:sz w:val="19"/>
+                      <w:sz w:val="22"/>
                       <w:szCs w:val="19"/>
                     </w:rPr>
                     <w:t xml:space="preserve">Yes, statistical</w:t>
@@ -1819,7 +1823,7 @@
                     <w:rPr>
                       <w:rFonts w:ascii="Avenir Next" w:hAnsi="Avenir Next" w:cs="Avenir Next" w:eastAsia="Avenir Next"/>
                       <w:color w:val="1A1A1A"/>
-                      <w:sz w:val="19"/>
+                      <w:sz w:val="22"/>
                       <w:szCs w:val="19"/>
                     </w:rPr>
                     <w:t xml:space="preserve">No, not statistical</w:t>
@@ -1830,7 +1834,7 @@
           </w:tbl>
           <w:p>
             <w:pPr>
-              <w:spacing w:before="0" w:after="0" w:line="24" w:lineRule="auto"/>
+              <w:spacing w:before="0" w:after="0" w:line="50" w:lineRule="exact"/>
             </w:pPr>
           </w:p>
         </w:tc>
@@ -1838,12 +1842,12 @@
     </w:tbl>
     <w:p>
       <w:pPr>
-        <w:spacing w:before="0" w:after="0" w:line="20" w:lineRule="exact"/>
+        <w:spacing w:before="0" w:after="0" w:line="50" w:lineRule="exact"/>
       </w:pPr>
     </w:p>
     <w:p>
       <w:pPr>
-        <w:spacing w:before="0" w:after="0" w:line="20" w:lineRule="exact"/>
+        <w:spacing w:before="0" w:after="0" w:line="50" w:lineRule="exact"/>
       </w:pPr>
     </w:p>
     <w:tbl>
@@ -1885,7 +1889,7 @@
               <w:tabs>
                 <w:tab w:val="left" w:pos="432"/>
               </w:tabs>
-              <w:spacing w:before="90" w:after="40" w:line="268" w:lineRule="auto"/>
+              <w:spacing w:before="54" w:after="24" w:line="268" w:lineRule="auto"/>
               <w:ind w:left="432" w:hanging="432"/>
             </w:pPr>
             <w:r>
@@ -1893,18 +1897,18 @@
                 <w:rFonts w:ascii="Avenir Next" w:hAnsi="Avenir Next" w:cs="Avenir Next" w:eastAsia="Avenir Next"/>
                 <w:b/>
                 <w:color w:val="1A1A1A"/>
+                <w:sz w:val="22"/>
+                <w:szCs w:val="20"/>
+              </w:rPr>
+              <w:t xml:space="preserve">5.</w:t>
+            </w:r>
+            <w:r>
+              <w:rPr>
+                <w:rFonts w:ascii="Avenir Next" w:hAnsi="Avenir Next" w:cs="Avenir Next" w:eastAsia="Avenir Next"/>
+                <w:color w:val="1A1A1A"/>
                 <w:sz w:val="20"/>
                 <w:szCs w:val="20"/>
               </w:rPr>
-              <w:t xml:space="preserve">5.</w:t>
-            </w:r>
-            <w:r>
-              <w:rPr>
-                <w:rFonts w:ascii="Avenir Next" w:hAnsi="Avenir Next" w:cs="Avenir Next" w:eastAsia="Avenir Next"/>
-                <w:color w:val="1A1A1A"/>
-                <w:sz w:val="20"/>
-                <w:szCs w:val="20"/>
-              </w:rPr>
               <w:tab/>
             </w:r>
             <w:r>
@@ -1912,7 +1916,7 @@
                 <w:rFonts w:ascii="Avenir Next" w:hAnsi="Avenir Next" w:cs="Avenir Next" w:eastAsia="Avenir Next"/>
                 <w:b/>
                 <w:color w:val="1A1A1A"/>
-                <w:sz w:val="20"/>
+                <w:sz w:val="22"/>
                 <w:szCs w:val="20"/>
               </w:rPr>
               <w:t xml:space="preserve">Snack Bar Spending.</w:t>
@@ -1921,7 +1925,7 @@
               <w:rPr>
                 <w:rFonts w:ascii="Avenir Next" w:hAnsi="Avenir Next" w:cs="Avenir Next" w:eastAsia="Avenir Next"/>
                 <w:color w:val="1A1A1A"/>
-                <w:sz w:val="20"/>
+                <w:sz w:val="22"/>
                 <w:szCs w:val="20"/>
               </w:rPr>
               <w:t xml:space="preserve">  Mr. Haddad asks shoppers at the snack bar, “How much money did you spend today?” Six shoppers answered: 4, 9, 3, 8, 5, 6 dollars.</w:t>
@@ -1930,7 +1934,7 @@
           <w:p>
             <w:pPr>
               <w:keepNext/>
-              <w:spacing w:before="0" w:after="40" w:line="252" w:lineRule="auto"/>
+              <w:spacing w:before="0" w:after="24" w:line="252" w:lineRule="auto"/>
               <w:ind w:left="432"/>
             </w:pPr>
             <w:r>
@@ -1938,7 +1942,7 @@
                 <w:rFonts w:ascii="Avenir Next" w:hAnsi="Avenir Next" w:cs="Avenir Next" w:eastAsia="Avenir Next"/>
                 <w:b/>
                 <w:color w:val="003A70"/>
-                <w:sz w:val="17"/>
+                <w:sz w:val="22"/>
                 <w:szCs w:val="17"/>
               </w:rPr>
               <w:t xml:space="preserve">Hint  </w:t>
@@ -1948,7 +1952,7 @@
                 <w:rFonts w:ascii="Avenir Next" w:hAnsi="Avenir Next" w:cs="Avenir Next" w:eastAsia="Avenir Next"/>
                 <w:i/>
                 <w:color w:val="5A5F66"/>
-                <w:sz w:val="17"/>
+                <w:sz w:val="22"/>
                 <w:szCs w:val="17"/>
               </w:rPr>
               <w:t xml:space="preserve">Add all the amounts to find the total.</w:t>
@@ -2004,25 +2008,25 @@
                       <w:rFonts w:ascii="Avenir Next" w:hAnsi="Avenir Next" w:cs="Avenir Next" w:eastAsia="Avenir Next"/>
                       <w:b/>
                       <w:color w:val="003A70"/>
+                      <w:sz w:val="22"/>
+                      <w:szCs w:val="20"/>
+                    </w:rPr>
+                    <w:t xml:space="preserve">a.</w:t>
+                  </w:r>
+                  <w:r>
+                    <w:rPr>
+                      <w:rFonts w:ascii="Avenir Next" w:hAnsi="Avenir Next" w:cs="Avenir Next" w:eastAsia="Avenir Next"/>
+                      <w:color w:val="1A1A1A"/>
                       <w:sz w:val="20"/>
                       <w:szCs w:val="20"/>
                     </w:rPr>
-                    <w:t xml:space="preserve">a.</w:t>
-                  </w:r>
-                  <w:r>
-                    <w:rPr>
-                      <w:rFonts w:ascii="Avenir Next" w:hAnsi="Avenir Next" w:cs="Avenir Next" w:eastAsia="Avenir Next"/>
-                      <w:color w:val="1A1A1A"/>
-                      <w:sz w:val="20"/>
-                      <w:szCs w:val="20"/>
-                    </w:rPr>
                     <w:tab/>
                   </w:r>
                   <w:r>
                     <w:rPr>
                       <w:rFonts w:ascii="Avenir Next" w:hAnsi="Avenir Next" w:cs="Avenir Next" w:eastAsia="Avenir Next"/>
                       <w:color w:val="1A1A1A"/>
-                      <w:sz w:val="20"/>
+                      <w:sz w:val="22"/>
                       <w:szCs w:val="20"/>
                     </w:rPr>
                     <w:t xml:space="preserve">S or N?</w:t>
@@ -2066,25 +2070,25 @@
                       <w:rFonts w:ascii="Avenir Next" w:hAnsi="Avenir Next" w:cs="Avenir Next" w:eastAsia="Avenir Next"/>
                       <w:b/>
                       <w:color w:val="003A70"/>
+                      <w:sz w:val="22"/>
+                      <w:szCs w:val="20"/>
+                    </w:rPr>
+                    <w:t xml:space="preserve">b.</w:t>
+                  </w:r>
+                  <w:r>
+                    <w:rPr>
+                      <w:rFonts w:ascii="Avenir Next" w:hAnsi="Avenir Next" w:cs="Avenir Next" w:eastAsia="Avenir Next"/>
+                      <w:color w:val="1A1A1A"/>
                       <w:sz w:val="20"/>
                       <w:szCs w:val="20"/>
                     </w:rPr>
-                    <w:t xml:space="preserve">b.</w:t>
-                  </w:r>
-                  <w:r>
-                    <w:rPr>
-                      <w:rFonts w:ascii="Avenir Next" w:hAnsi="Avenir Next" w:cs="Avenir Next" w:eastAsia="Avenir Next"/>
-                      <w:color w:val="1A1A1A"/>
-                      <w:sz w:val="20"/>
-                      <w:szCs w:val="20"/>
-                    </w:rPr>
                     <w:tab/>
                   </w:r>
                   <w:r>
                     <w:rPr>
                       <w:rFonts w:ascii="Avenir Next" w:hAnsi="Avenir Next" w:cs="Avenir Next" w:eastAsia="Avenir Next"/>
                       <w:color w:val="1A1A1A"/>
-                      <w:sz w:val="20"/>
+                      <w:sz w:val="22"/>
                       <w:szCs w:val="20"/>
                     </w:rPr>
                     <w:t xml:space="preserve">Greatest:</w:t>
@@ -2128,25 +2132,25 @@
                       <w:rFonts w:ascii="Avenir Next" w:hAnsi="Avenir Next" w:cs="Avenir Next" w:eastAsia="Avenir Next"/>
                       <w:b/>
                       <w:color w:val="003A70"/>
+                      <w:sz w:val="22"/>
+                      <w:szCs w:val="20"/>
+                    </w:rPr>
+                    <w:t xml:space="preserve">c.</w:t>
+                  </w:r>
+                  <w:r>
+                    <w:rPr>
+                      <w:rFonts w:ascii="Avenir Next" w:hAnsi="Avenir Next" w:cs="Avenir Next" w:eastAsia="Avenir Next"/>
+                      <w:color w:val="1A1A1A"/>
                       <w:sz w:val="20"/>
                       <w:szCs w:val="20"/>
                     </w:rPr>
-                    <w:t xml:space="preserve">c.</w:t>
-                  </w:r>
-                  <w:r>
-                    <w:rPr>
-                      <w:rFonts w:ascii="Avenir Next" w:hAnsi="Avenir Next" w:cs="Avenir Next" w:eastAsia="Avenir Next"/>
-                      <w:color w:val="1A1A1A"/>
-                      <w:sz w:val="20"/>
-                      <w:szCs w:val="20"/>
-                    </w:rPr>
                     <w:tab/>
                   </w:r>
                   <w:r>
                     <w:rPr>
                       <w:rFonts w:ascii="Avenir Next" w:hAnsi="Avenir Next" w:cs="Avenir Next" w:eastAsia="Avenir Next"/>
                       <w:color w:val="1A1A1A"/>
-                      <w:sz w:val="20"/>
+                      <w:sz w:val="22"/>
                       <w:szCs w:val="20"/>
                     </w:rPr>
                     <w:t xml:space="preserve">Total spent:</w:t>
@@ -2176,7 +2180,7 @@
           </w:tbl>
           <w:p>
             <w:pPr>
-              <w:spacing w:before="0" w:after="0" w:line="24" w:lineRule="auto"/>
+              <w:spacing w:before="0" w:after="0" w:line="50" w:lineRule="exact"/>
             </w:pPr>
           </w:p>
         </w:tc>
@@ -2184,12 +2188,12 @@
     </w:tbl>
     <w:p>
       <w:pPr>
-        <w:spacing w:before="0" w:after="0" w:line="20" w:lineRule="exact"/>
+        <w:spacing w:before="0" w:after="0" w:line="50" w:lineRule="exact"/>
       </w:pPr>
     </w:p>
     <w:p>
       <w:pPr>
-        <w:spacing w:before="0" w:after="0" w:line="20" w:lineRule="exact"/>
+        <w:spacing w:before="0" w:after="0" w:line="50" w:lineRule="exact"/>
       </w:pPr>
     </w:p>
     <w:tbl>
@@ -2231,7 +2235,7 @@
               <w:tabs>
                 <w:tab w:val="left" w:pos="432"/>
               </w:tabs>
-              <w:spacing w:before="90" w:after="40" w:line="268" w:lineRule="auto"/>
+              <w:spacing w:before="54" w:after="24" w:line="268" w:lineRule="auto"/>
               <w:ind w:left="432" w:hanging="432"/>
             </w:pPr>
             <w:r>
@@ -2239,18 +2243,18 @@
                 <w:rFonts w:ascii="Avenir Next" w:hAnsi="Avenir Next" w:cs="Avenir Next" w:eastAsia="Avenir Next"/>
                 <w:b/>
                 <w:color w:val="1A1A1A"/>
+                <w:sz w:val="22"/>
+                <w:szCs w:val="20"/>
+              </w:rPr>
+              <w:t xml:space="preserve">6.</w:t>
+            </w:r>
+            <w:r>
+              <w:rPr>
+                <w:rFonts w:ascii="Avenir Next" w:hAnsi="Avenir Next" w:cs="Avenir Next" w:eastAsia="Avenir Next"/>
+                <w:color w:val="1A1A1A"/>
                 <w:sz w:val="20"/>
                 <w:szCs w:val="20"/>
               </w:rPr>
-              <w:t xml:space="preserve">6.</w:t>
-            </w:r>
-            <w:r>
-              <w:rPr>
-                <w:rFonts w:ascii="Avenir Next" w:hAnsi="Avenir Next" w:cs="Avenir Next" w:eastAsia="Avenir Next"/>
-                <w:color w:val="1A1A1A"/>
-                <w:sz w:val="20"/>
-                <w:szCs w:val="20"/>
-              </w:rPr>
               <w:tab/>
             </w:r>
             <w:r>
@@ -2258,7 +2262,7 @@
                 <w:rFonts w:ascii="Avenir Next" w:hAnsi="Avenir Next" w:cs="Avenir Next" w:eastAsia="Avenir Next"/>
                 <w:b/>
                 <w:color w:val="1A1A1A"/>
-                <w:sz w:val="20"/>
+                <w:sz w:val="22"/>
                 <w:szCs w:val="20"/>
               </w:rPr>
               <w:t xml:space="preserve">Fix the Question.  </w:t>
@@ -2267,7 +2271,7 @@
               <w:rPr>
                 <w:rFonts w:ascii="Avenir Next" w:hAnsi="Avenir Next" w:cs="Avenir Next" w:eastAsia="Avenir Next"/>
                 <w:color w:val="1A1A1A"/>
-                <w:sz w:val="20"/>
+                <w:sz w:val="22"/>
                 <w:szCs w:val="20"/>
               </w:rPr>
               <w:t xml:space="preserve">Rewrite “How many floors does our school have?” as a statistical question.</w:t>
@@ -2278,7 +2282,7 @@
               <w:tabs>
                 <w:tab w:val="right" w:leader="underscore" w:pos="9504"/>
               </w:tabs>
-              <w:spacing w:before="90" w:after="40" w:line="264" w:lineRule="auto"/>
+              <w:spacing w:before="54" w:after="24" w:line="264" w:lineRule="auto"/>
               <w:ind w:left="432"/>
             </w:pPr>
             <w:r>
@@ -2286,7 +2290,7 @@
                 <w:rFonts w:ascii="Avenir Next" w:hAnsi="Avenir Next" w:cs="Avenir Next" w:eastAsia="Avenir Next"/>
                 <w:b/>
                 <w:color w:val="1A1A1A"/>
-                <w:sz w:val="18"/>
+                <w:sz w:val="22"/>
                 <w:szCs w:val="18"/>
               </w:rPr>
               <w:t xml:space="preserve">New question</w:t>
@@ -2306,12 +2310,12 @@
     </w:tbl>
     <w:p>
       <w:pPr>
-        <w:spacing w:before="0" w:after="0" w:line="20" w:lineRule="exact"/>
+        <w:spacing w:before="0" w:after="0" w:line="50" w:lineRule="exact"/>
       </w:pPr>
     </w:p>
     <w:p>
       <w:pPr>
-        <w:spacing w:before="0" w:after="0" w:line="20" w:lineRule="exact"/>
+        <w:spacing w:before="0" w:after="0" w:line="50" w:lineRule="exact"/>
       </w:pPr>
     </w:p>
     <w:tbl>
@@ -2353,7 +2357,7 @@
               <w:tabs>
                 <w:tab w:val="left" w:pos="432"/>
               </w:tabs>
-              <w:spacing w:before="90" w:after="40" w:line="268" w:lineRule="auto"/>
+              <w:spacing w:before="54" w:after="24" w:line="268" w:lineRule="auto"/>
               <w:ind w:left="432" w:hanging="432"/>
             </w:pPr>
             <w:r>
@@ -2361,25 +2365,25 @@
                 <w:rFonts w:ascii="Avenir Next" w:hAnsi="Avenir Next" w:cs="Avenir Next" w:eastAsia="Avenir Next"/>
                 <w:b/>
                 <w:color w:val="1A1A1A"/>
+                <w:sz w:val="22"/>
+                <w:szCs w:val="20"/>
+              </w:rPr>
+              <w:t xml:space="preserve">7.</w:t>
+            </w:r>
+            <w:r>
+              <w:rPr>
+                <w:rFonts w:ascii="Avenir Next" w:hAnsi="Avenir Next" w:cs="Avenir Next" w:eastAsia="Avenir Next"/>
+                <w:color w:val="1A1A1A"/>
                 <w:sz w:val="20"/>
                 <w:szCs w:val="20"/>
               </w:rPr>
-              <w:t xml:space="preserve">7.</w:t>
-            </w:r>
-            <w:r>
-              <w:rPr>
-                <w:rFonts w:ascii="Avenir Next" w:hAnsi="Avenir Next" w:cs="Avenir Next" w:eastAsia="Avenir Next"/>
-                <w:color w:val="1A1A1A"/>
-                <w:sz w:val="20"/>
-                <w:szCs w:val="20"/>
-              </w:rPr>
               <w:tab/>
             </w:r>
             <w:r>
               <w:rPr>
                 <w:rFonts w:ascii="Avenir Next" w:hAnsi="Avenir Next" w:cs="Avenir Next" w:eastAsia="Avenir Next"/>
                 <w:color w:val="1A1A1A"/>
-                <w:sz w:val="20"/>
+                <w:sz w:val="22"/>
                 <w:szCs w:val="20"/>
               </w:rPr>
               <w:t xml:space="preserve">Sort the questions. Write </w:t>
@@ -2389,7 +2393,7 @@
                 <w:rFonts w:ascii="Avenir Next" w:hAnsi="Avenir Next" w:cs="Avenir Next" w:eastAsia="Avenir Next"/>
                 <w:b/>
                 <w:color w:val="1A1A1A"/>
-                <w:sz w:val="20"/>
+                <w:sz w:val="22"/>
                 <w:szCs w:val="20"/>
               </w:rPr>
               <w:t xml:space="preserve">S</w:t>
@@ -2398,7 +2402,7 @@
               <w:rPr>
                 <w:rFonts w:ascii="Avenir Next" w:hAnsi="Avenir Next" w:cs="Avenir Next" w:eastAsia="Avenir Next"/>
                 <w:color w:val="1A1A1A"/>
-                <w:sz w:val="20"/>
+                <w:sz w:val="22"/>
                 <w:szCs w:val="20"/>
               </w:rPr>
               <w:t xml:space="preserve"> or </w:t>
@@ -2408,7 +2412,7 @@
                 <w:rFonts w:ascii="Avenir Next" w:hAnsi="Avenir Next" w:cs="Avenir Next" w:eastAsia="Avenir Next"/>
                 <w:b/>
                 <w:color w:val="1A1A1A"/>
-                <w:sz w:val="20"/>
+                <w:sz w:val="22"/>
                 <w:szCs w:val="20"/>
               </w:rPr>
               <w:t xml:space="preserve">N</w:t>
@@ -2417,7 +2421,7 @@
               <w:rPr>
                 <w:rFonts w:ascii="Avenir Next" w:hAnsi="Avenir Next" w:cs="Avenir Next" w:eastAsia="Avenir Next"/>
                 <w:color w:val="1A1A1A"/>
-                <w:sz w:val="20"/>
+                <w:sz w:val="22"/>
                 <w:szCs w:val="20"/>
               </w:rPr>
               <w:t xml:space="preserve">. Then tell how many are statistical.</w:t>
@@ -2426,7 +2430,7 @@
           <w:p>
             <w:pPr>
               <w:keepNext/>
-              <w:spacing w:before="0" w:after="40" w:line="252" w:lineRule="auto"/>
+              <w:spacing w:before="0" w:after="24" w:line="252" w:lineRule="auto"/>
               <w:ind w:left="432"/>
             </w:pPr>
             <w:r>
@@ -2434,7 +2438,7 @@
                 <w:rFonts w:ascii="Avenir Next" w:hAnsi="Avenir Next" w:cs="Avenir Next" w:eastAsia="Avenir Next"/>
                 <w:b/>
                 <w:color w:val="003A70"/>
-                <w:sz w:val="17"/>
+                <w:sz w:val="22"/>
                 <w:szCs w:val="17"/>
               </w:rPr>
               <w:t xml:space="preserve">Hint  </w:t>
@@ -2444,7 +2448,7 @@
                 <w:rFonts w:ascii="Avenir Next" w:hAnsi="Avenir Next" w:cs="Avenir Next" w:eastAsia="Avenir Next"/>
                 <w:i/>
                 <w:color w:val="5A5F66"/>
-                <w:sz w:val="17"/>
+                <w:sz w:val="22"/>
                 <w:szCs w:val="17"/>
               </w:rPr>
               <w:t xml:space="preserve">Only one question has a single fixed answer.</w:t>
@@ -2497,7 +2501,7 @@
                       <w:rFonts w:ascii="Avenir Next" w:hAnsi="Avenir Next" w:cs="Avenir Next" w:eastAsia="Avenir Next"/>
                       <w:b/>
                       <w:color w:val="1A1A1A"/>
-                      <w:sz w:val="19"/>
+                      <w:sz w:val="22"/>
                       <w:szCs w:val="19"/>
                     </w:rPr>
                     <w:t xml:space="preserve">Question</w:t>
@@ -2520,7 +2524,7 @@
                       <w:rFonts w:ascii="Avenir Next" w:hAnsi="Avenir Next" w:cs="Avenir Next" w:eastAsia="Avenir Next"/>
                       <w:b/>
                       <w:color w:val="1A1A1A"/>
-                      <w:sz w:val="19"/>
+                      <w:sz w:val="22"/>
                       <w:szCs w:val="19"/>
                     </w:rPr>
                     <w:t xml:space="preserve">S or N</w:t>
@@ -2549,7 +2553,7 @@
                       <w:rFonts w:ascii="Avenir Next" w:hAnsi="Avenir Next" w:cs="Avenir Next" w:eastAsia="Avenir Next"/>
                       <w:b/>
                       <w:color w:val="1A1A1A"/>
-                      <w:sz w:val="19"/>
+                      <w:sz w:val="22"/>
                       <w:szCs w:val="19"/>
                     </w:rPr>
                     <w:t xml:space="preserve">How long is each student’s arm span?</w:t>
@@ -2563,7 +2567,7 @@
                 </w:tcPr>
                 <w:p>
                   <w:pPr>
-                    <w:spacing w:before="0" w:after="0" w:line="240" w:lineRule="auto"/>
+                    <w:spacing w:before="0" w:after="0" w:line="50" w:lineRule="exact"/>
                   </w:pPr>
                 </w:p>
               </w:tc>
@@ -2589,7 +2593,7 @@
                       <w:rFonts w:ascii="Avenir Next" w:hAnsi="Avenir Next" w:cs="Avenir Next" w:eastAsia="Avenir Next"/>
                       <w:b/>
                       <w:color w:val="1A1A1A"/>
-                      <w:sz w:val="19"/>
+                      <w:sz w:val="22"/>
                       <w:szCs w:val="19"/>
                     </w:rPr>
                     <w:t xml:space="preserve">How many steps lead up to the front door of our school?</w:t>
@@ -2603,7 +2607,7 @@
                 </w:tcPr>
                 <w:p>
                   <w:pPr>
-                    <w:spacing w:before="0" w:after="0" w:line="240" w:lineRule="auto"/>
+                    <w:spacing w:before="0" w:after="0" w:line="50" w:lineRule="exact"/>
                   </w:pPr>
                 </w:p>
               </w:tc>
@@ -2629,7 +2633,7 @@
                       <w:rFonts w:ascii="Avenir Next" w:hAnsi="Avenir Next" w:cs="Avenir Next" w:eastAsia="Avenir Next"/>
                       <w:b/>
                       <w:color w:val="1A1A1A"/>
-                      <w:sz w:val="19"/>
+                      <w:sz w:val="22"/>
                       <w:szCs w:val="19"/>
                     </w:rPr>
                     <w:t xml:space="preserve">How many books does each student have at home?</w:t>
@@ -2643,7 +2647,7 @@
                 </w:tcPr>
                 <w:p>
                   <w:pPr>
-                    <w:spacing w:before="0" w:after="0" w:line="240" w:lineRule="auto"/>
+                    <w:spacing w:before="0" w:after="0" w:line="50" w:lineRule="exact"/>
                   </w:pPr>
                 </w:p>
               </w:tc>
@@ -2669,7 +2673,7 @@
                       <w:rFonts w:ascii="Avenir Next" w:hAnsi="Avenir Next" w:cs="Avenir Next" w:eastAsia="Avenir Next"/>
                       <w:b/>
                       <w:color w:val="1A1A1A"/>
-                      <w:sz w:val="19"/>
+                      <w:sz w:val="22"/>
                       <w:szCs w:val="19"/>
                     </w:rPr>
                     <w:t xml:space="preserve">How long is each student’s walk to school?</w:t>
@@ -2683,7 +2687,7 @@
                 </w:tcPr>
                 <w:p>
                   <w:pPr>
-                    <w:spacing w:before="0" w:after="0" w:line="240" w:lineRule="auto"/>
+                    <w:spacing w:before="0" w:after="0" w:line="50" w:lineRule="exact"/>
                   </w:pPr>
                 </w:p>
               </w:tc>
@@ -2694,7 +2698,7 @@
               <w:tabs>
                 <w:tab w:val="right" w:leader="underscore" w:pos="9504"/>
               </w:tabs>
-              <w:spacing w:before="90" w:after="40" w:line="264" w:lineRule="auto"/>
+              <w:spacing w:before="54" w:after="24" w:line="264" w:lineRule="auto"/>
               <w:ind w:left="432"/>
             </w:pPr>
             <w:r>
@@ -2702,7 +2706,7 @@
                 <w:rFonts w:ascii="Avenir Next" w:hAnsi="Avenir Next" w:cs="Avenir Next" w:eastAsia="Avenir Next"/>
                 <w:b/>
                 <w:color w:val="1A1A1A"/>
-                <w:sz w:val="18"/>
+                <w:sz w:val="22"/>
                 <w:szCs w:val="18"/>
               </w:rPr>
               <w:t xml:space="preserve">How many S</w:t>
@@ -2722,12 +2726,12 @@
     </w:tbl>
     <w:p>
       <w:pPr>
-        <w:spacing w:before="0" w:after="0" w:line="20" w:lineRule="exact"/>
+        <w:spacing w:before="0" w:after="0" w:line="50" w:lineRule="exact"/>
       </w:pPr>
     </w:p>
     <w:p>
       <w:pPr>
-        <w:spacing w:before="0" w:after="0" w:line="20" w:lineRule="exact"/>
+        <w:spacing w:before="0" w:after="0" w:line="50" w:lineRule="exact"/>
       </w:pPr>
     </w:p>
     <w:tbl>
@@ -2769,7 +2773,7 @@
               <w:tabs>
                 <w:tab w:val="left" w:pos="432"/>
               </w:tabs>
-              <w:spacing w:before="90" w:after="40" w:line="268" w:lineRule="auto"/>
+              <w:spacing w:before="54" w:after="24" w:line="268" w:lineRule="auto"/>
               <w:ind w:left="432" w:hanging="432"/>
             </w:pPr>
             <w:r>
@@ -2777,18 +2781,18 @@
                 <w:rFonts w:ascii="Avenir Next" w:hAnsi="Avenir Next" w:cs="Avenir Next" w:eastAsia="Avenir Next"/>
                 <w:b/>
                 <w:color w:val="1A1A1A"/>
+                <w:sz w:val="22"/>
+                <w:szCs w:val="20"/>
+              </w:rPr>
+              <w:t xml:space="preserve">8.</w:t>
+            </w:r>
+            <w:r>
+              <w:rPr>
+                <w:rFonts w:ascii="Avenir Next" w:hAnsi="Avenir Next" w:cs="Avenir Next" w:eastAsia="Avenir Next"/>
+                <w:color w:val="1A1A1A"/>
                 <w:sz w:val="20"/>
                 <w:szCs w:val="20"/>
               </w:rPr>
-              <w:t xml:space="preserve">8.</w:t>
-            </w:r>
-            <w:r>
-              <w:rPr>
-                <w:rFonts w:ascii="Avenir Next" w:hAnsi="Avenir Next" w:cs="Avenir Next" w:eastAsia="Avenir Next"/>
-                <w:color w:val="1A1A1A"/>
-                <w:sz w:val="20"/>
-                <w:szCs w:val="20"/>
-              </w:rPr>
               <w:tab/>
             </w:r>
             <w:r>
@@ -2796,7 +2800,7 @@
                 <w:rFonts w:ascii="Avenir Next" w:hAnsi="Avenir Next" w:cs="Avenir Next" w:eastAsia="Avenir Next"/>
                 <w:b/>
                 <w:color w:val="1A1A1A"/>
-                <w:sz w:val="20"/>
+                <w:sz w:val="22"/>
                 <w:szCs w:val="20"/>
               </w:rPr>
               <w:t xml:space="preserve">Survey Design.  </w:t>
@@ -2805,7 +2809,7 @@
               <w:rPr>
                 <w:rFonts w:ascii="Avenir Next" w:hAnsi="Avenir Next" w:cs="Avenir Next" w:eastAsia="Avenir Next"/>
                 <w:color w:val="1A1A1A"/>
-                <w:sz w:val="20"/>
+                <w:sz w:val="22"/>
                 <w:szCs w:val="20"/>
               </w:rPr>
               <w:t xml:space="preserve">A school club wants to learn about sleep in sixth grade.</w:t>
@@ -2817,7 +2821,7 @@
               <w:tabs>
                 <w:tab w:val="left" w:pos="772"/>
               </w:tabs>
-              <w:spacing w:before="0" w:after="60" w:line="276" w:lineRule="auto"/>
+              <w:spacing w:before="0" w:after="36" w:line="276" w:lineRule="auto"/>
               <w:ind w:left="772" w:hanging="340"/>
             </w:pPr>
             <w:r>
@@ -2825,25 +2829,25 @@
                 <w:rFonts w:ascii="Avenir Next" w:hAnsi="Avenir Next" w:cs="Avenir Next" w:eastAsia="Avenir Next"/>
                 <w:b/>
                 <w:color w:val="003A70"/>
+                <w:sz w:val="22"/>
+                <w:szCs w:val="20"/>
+              </w:rPr>
+              <w:t xml:space="preserve">a.</w:t>
+            </w:r>
+            <w:r>
+              <w:rPr>
+                <w:rFonts w:ascii="Avenir Next" w:hAnsi="Avenir Next" w:cs="Avenir Next" w:eastAsia="Avenir Next"/>
+                <w:color w:val="1A1A1A"/>
                 <w:sz w:val="20"/>
                 <w:szCs w:val="20"/>
               </w:rPr>
-              <w:t xml:space="preserve">a.</w:t>
-            </w:r>
-            <w:r>
-              <w:rPr>
-                <w:rFonts w:ascii="Avenir Next" w:hAnsi="Avenir Next" w:cs="Avenir Next" w:eastAsia="Avenir Next"/>
-                <w:color w:val="1A1A1A"/>
-                <w:sz w:val="20"/>
-                <w:szCs w:val="20"/>
-              </w:rPr>
               <w:tab/>
             </w:r>
             <w:r>
               <w:rPr>
                 <w:rFonts w:ascii="Avenir Next" w:hAnsi="Avenir Next" w:cs="Avenir Next" w:eastAsia="Avenir Next"/>
                 <w:color w:val="1A1A1A"/>
-                <w:sz w:val="20"/>
+                <w:sz w:val="22"/>
                 <w:szCs w:val="20"/>
               </w:rPr>
               <w:t xml:space="preserve">Write a statistical question the club could ask.</w:t>
@@ -2855,7 +2859,7 @@
               <w:tabs>
                 <w:tab w:val="left" w:pos="772"/>
               </w:tabs>
-              <w:spacing w:before="0" w:after="60" w:line="276" w:lineRule="auto"/>
+              <w:spacing w:before="0" w:after="36" w:line="276" w:lineRule="auto"/>
               <w:ind w:left="772" w:hanging="340"/>
             </w:pPr>
             <w:r>
@@ -2863,25 +2867,25 @@
                 <w:rFonts w:ascii="Avenir Next" w:hAnsi="Avenir Next" w:cs="Avenir Next" w:eastAsia="Avenir Next"/>
                 <w:b/>
                 <w:color w:val="003A70"/>
+                <w:sz w:val="22"/>
+                <w:szCs w:val="20"/>
+              </w:rPr>
+              <w:t xml:space="preserve">b.</w:t>
+            </w:r>
+            <w:r>
+              <w:rPr>
+                <w:rFonts w:ascii="Avenir Next" w:hAnsi="Avenir Next" w:cs="Avenir Next" w:eastAsia="Avenir Next"/>
+                <w:color w:val="1A1A1A"/>
                 <w:sz w:val="20"/>
                 <w:szCs w:val="20"/>
               </w:rPr>
-              <w:t xml:space="preserve">b.</w:t>
-            </w:r>
-            <w:r>
-              <w:rPr>
-                <w:rFonts w:ascii="Avenir Next" w:hAnsi="Avenir Next" w:cs="Avenir Next" w:eastAsia="Avenir Next"/>
-                <w:color w:val="1A1A1A"/>
-                <w:sz w:val="20"/>
-                <w:szCs w:val="20"/>
-              </w:rPr>
               <w:tab/>
             </w:r>
             <w:r>
               <w:rPr>
                 <w:rFonts w:ascii="Avenir Next" w:hAnsi="Avenir Next" w:cs="Avenir Next" w:eastAsia="Avenir Next"/>
                 <w:color w:val="1A1A1A"/>
-                <w:sz w:val="20"/>
+                <w:sz w:val="22"/>
                 <w:szCs w:val="20"/>
               </w:rPr>
               <w:t xml:space="preserve">What would vary in the answers?</w:t>
@@ -2893,7 +2897,7 @@
               <w:tabs>
                 <w:tab w:val="left" w:pos="772"/>
               </w:tabs>
-              <w:spacing w:before="0" w:after="60" w:line="276" w:lineRule="auto"/>
+              <w:spacing w:before="0" w:after="36" w:line="276" w:lineRule="auto"/>
               <w:ind w:left="772" w:hanging="340"/>
             </w:pPr>
             <w:r>
@@ -2901,25 +2905,25 @@
                 <w:rFonts w:ascii="Avenir Next" w:hAnsi="Avenir Next" w:cs="Avenir Next" w:eastAsia="Avenir Next"/>
                 <w:b/>
                 <w:color w:val="003A70"/>
+                <w:sz w:val="22"/>
+                <w:szCs w:val="20"/>
+              </w:rPr>
+              <w:t xml:space="preserve">c.</w:t>
+            </w:r>
+            <w:r>
+              <w:rPr>
+                <w:rFonts w:ascii="Avenir Next" w:hAnsi="Avenir Next" w:cs="Avenir Next" w:eastAsia="Avenir Next"/>
+                <w:color w:val="1A1A1A"/>
                 <w:sz w:val="20"/>
                 <w:szCs w:val="20"/>
               </w:rPr>
-              <w:t xml:space="preserve">c.</w:t>
-            </w:r>
-            <w:r>
-              <w:rPr>
-                <w:rFonts w:ascii="Avenir Next" w:hAnsi="Avenir Next" w:cs="Avenir Next" w:eastAsia="Avenir Next"/>
-                <w:color w:val="1A1A1A"/>
-                <w:sz w:val="20"/>
-                <w:szCs w:val="20"/>
-              </w:rPr>
               <w:tab/>
             </w:r>
             <w:r>
               <w:rPr>
                 <w:rFonts w:ascii="Avenir Next" w:hAnsi="Avenir Next" w:cs="Avenir Next" w:eastAsia="Avenir Next"/>
                 <w:color w:val="1A1A1A"/>
-                <w:sz w:val="20"/>
+                <w:sz w:val="22"/>
                 <w:szCs w:val="20"/>
               </w:rPr>
               <w:t xml:space="preserve">Why would “How long did the principal sleep last night?” not give the club the data it needs?</w:t>
@@ -2927,7 +2931,7 @@
           </w:p>
           <w:p>
             <w:pPr>
-              <w:spacing w:before="0" w:after="0" w:line="60" w:lineRule="auto"/>
+              <w:spacing w:before="0" w:after="0" w:line="50" w:lineRule="exact"/>
             </w:pPr>
           </w:p>
           <w:tbl>
@@ -2985,7 +2989,7 @@
           </w:tbl>
           <w:p>
             <w:pPr>
-              <w:spacing w:before="0" w:after="0" w:line="24" w:lineRule="auto"/>
+              <w:spacing w:before="0" w:after="0" w:line="50" w:lineRule="exact"/>
             </w:pPr>
           </w:p>
         </w:tc>
@@ -2993,11 +2997,12 @@
     </w:tbl>
     <w:p>
       <w:pPr>
-        <w:spacing w:before="0" w:after="0" w:line="20" w:lineRule="exact"/>
+        <w:spacing w:before="0" w:after="0" w:line="50" w:lineRule="exact"/>
       </w:pPr>
     </w:p>
     <w:p>
       <w:pPr>
+        <w:pStyle w:val="Heading2"/>
         <w:keepNext/>
         <w:pBdr>
           <w:bottom w:val="single" w:sz="8" w:space="3" w:color="003A70"/>
@@ -3005,7 +3010,7 @@
         <w:tabs>
           <w:tab w:val="right" w:pos="9504"/>
         </w:tabs>
-        <w:spacing w:before="90" w:after="50" w:line="240" w:lineRule="auto"/>
+        <w:spacing w:before="54" w:after="30" w:line="240" w:lineRule="auto"/>
       </w:pPr>
       <w:r>
         <w:rPr>
@@ -3013,7 +3018,7 @@
           <w:b/>
           <w:color w:val="003A70"/>
           <w:spacing w:val="14"/>
-          <w:sz w:val="19"/>
+          <w:sz w:val="22"/>
           <w:szCs w:val="19"/>
         </w:rPr>
         <w:t xml:space="preserve">FIND THE ERROR</w:t>
@@ -3032,7 +3037,7 @@
           <w:rFonts w:ascii="Avenir Next" w:hAnsi="Avenir Next" w:cs="Avenir Next" w:eastAsia="Avenir Next"/>
           <w:i/>
           <w:color w:val="5A5F66"/>
-          <w:sz w:val="17"/>
+          <w:sz w:val="22"/>
           <w:szCs w:val="17"/>
         </w:rPr>
         <w:t xml:space="preserve">explain the mistake, then fix it</w:t>
@@ -3040,7 +3045,7 @@
     </w:p>
     <w:p>
       <w:pPr>
-        <w:spacing w:before="0" w:after="0" w:line="20" w:lineRule="exact"/>
+        <w:spacing w:before="0" w:after="0" w:line="50" w:lineRule="exact"/>
       </w:pPr>
     </w:p>
     <w:tbl>
@@ -3082,7 +3087,7 @@
               <w:tabs>
                 <w:tab w:val="left" w:pos="432"/>
               </w:tabs>
-              <w:spacing w:before="90" w:after="40" w:line="268" w:lineRule="auto"/>
+              <w:spacing w:before="54" w:after="24" w:line="268" w:lineRule="auto"/>
               <w:ind w:left="432" w:hanging="432"/>
             </w:pPr>
             <w:r>
@@ -3090,18 +3095,18 @@
                 <w:rFonts w:ascii="Avenir Next" w:hAnsi="Avenir Next" w:cs="Avenir Next" w:eastAsia="Avenir Next"/>
                 <w:b/>
                 <w:color w:val="1A1A1A"/>
+                <w:sz w:val="22"/>
+                <w:szCs w:val="20"/>
+              </w:rPr>
+              <w:t xml:space="preserve">9.</w:t>
+            </w:r>
+            <w:r>
+              <w:rPr>
+                <w:rFonts w:ascii="Avenir Next" w:hAnsi="Avenir Next" w:cs="Avenir Next" w:eastAsia="Avenir Next"/>
+                <w:color w:val="1A1A1A"/>
                 <w:sz w:val="20"/>
                 <w:szCs w:val="20"/>
               </w:rPr>
-              <w:t xml:space="preserve">9.</w:t>
-            </w:r>
-            <w:r>
-              <w:rPr>
-                <w:rFonts w:ascii="Avenir Next" w:hAnsi="Avenir Next" w:cs="Avenir Next" w:eastAsia="Avenir Next"/>
-                <w:color w:val="1A1A1A"/>
-                <w:sz w:val="20"/>
-                <w:szCs w:val="20"/>
-              </w:rPr>
               <w:tab/>
             </w:r>
             <w:r>
@@ -3109,7 +3114,7 @@
                 <w:rFonts w:ascii="Avenir Next" w:hAnsi="Avenir Next" w:cs="Avenir Next" w:eastAsia="Avenir Next"/>
                 <w:b/>
                 <w:color w:val="1A1A1A"/>
-                <w:sz w:val="20"/>
+                <w:sz w:val="22"/>
                 <w:szCs w:val="20"/>
               </w:rPr>
               <w:t xml:space="preserve">Owen’s Work.  </w:t>
@@ -3118,7 +3123,7 @@
               <w:rPr>
                 <w:rFonts w:ascii="Avenir Next" w:hAnsi="Avenir Next" w:cs="Avenir Next" w:eastAsia="Avenir Next"/>
                 <w:color w:val="1A1A1A"/>
-                <w:sz w:val="20"/>
+                <w:sz w:val="22"/>
                 <w:szCs w:val="20"/>
               </w:rPr>
               <w:t xml:space="preserve">Owen says “How many inches are in one foot?” is a statistical question because the answer is a number. Explain the mistake. Then write a statistical question about length.</w:t>
@@ -3164,7 +3169,7 @@
                 </w:tcPr>
                 <w:p>
                   <w:pPr>
-                    <w:spacing w:before="0" w:after="0" w:line="240" w:lineRule="auto"/>
+                    <w:spacing w:before="0" w:after="0" w:line="50" w:lineRule="exact"/>
                   </w:pPr>
                 </w:p>
               </w:tc>
@@ -3184,7 +3189,7 @@
                 </w:tcPr>
                 <w:p>
                   <w:pPr>
-                    <w:spacing w:before="0" w:after="0" w:line="240" w:lineRule="auto"/>
+                    <w:spacing w:before="0" w:after="0" w:line="50" w:lineRule="exact"/>
                   </w:pPr>
                 </w:p>
               </w:tc>
@@ -3204,7 +3209,7 @@
                 </w:tcPr>
                 <w:p>
                   <w:pPr>
-                    <w:spacing w:before="0" w:after="0" w:line="240" w:lineRule="auto"/>
+                    <w:spacing w:before="0" w:after="0" w:line="50" w:lineRule="exact"/>
                   </w:pPr>
                 </w:p>
               </w:tc>
@@ -3212,7 +3217,7 @@
           </w:tbl>
           <w:p>
             <w:pPr>
-              <w:spacing w:before="0" w:after="0" w:line="24" w:lineRule="auto"/>
+              <w:spacing w:before="0" w:after="0" w:line="50" w:lineRule="exact"/>
             </w:pPr>
           </w:p>
         </w:tc>
@@ -3220,11 +3225,12 @@
     </w:tbl>
     <w:p>
       <w:pPr>
-        <w:spacing w:before="0" w:after="0" w:line="20" w:lineRule="exact"/>
+        <w:spacing w:before="0" w:after="0" w:line="50" w:lineRule="exact"/>
       </w:pPr>
     </w:p>
     <w:p>
       <w:pPr>
+        <w:pStyle w:val="Heading2"/>
         <w:keepNext/>
         <w:pBdr>
           <w:bottom w:val="single" w:sz="8" w:space="3" w:color="003A70"/>
@@ -3232,7 +3238,7 @@
         <w:tabs>
           <w:tab w:val="right" w:pos="9504"/>
         </w:tabs>
-        <w:spacing w:before="90" w:after="50" w:line="240" w:lineRule="auto"/>
+        <w:spacing w:before="54" w:after="30" w:line="240" w:lineRule="auto"/>
       </w:pPr>
       <w:r>
         <w:rPr>
@@ -3240,7 +3246,7 @@
           <w:b/>
           <w:color w:val="003A70"/>
           <w:spacing w:val="14"/>
-          <w:sz w:val="19"/>
+          <w:sz w:val="22"/>
           <w:szCs w:val="19"/>
         </w:rPr>
         <w:t xml:space="preserve">TEST PRACTICE</w:t>
@@ -3259,7 +3265,7 @@
           <w:rFonts w:ascii="Avenir Next" w:hAnsi="Avenir Next" w:cs="Avenir Next" w:eastAsia="Avenir Next"/>
           <w:i/>
           <w:color w:val="5A5F66"/>
-          <w:sz w:val="17"/>
+          <w:sz w:val="22"/>
           <w:szCs w:val="17"/>
         </w:rPr>
         <w:t xml:space="preserve">choose the best answer</w:t>
@@ -3267,7 +3273,7 @@
     </w:p>
     <w:p>
       <w:pPr>
-        <w:spacing w:before="0" w:after="0" w:line="20" w:lineRule="exact"/>
+        <w:spacing w:before="0" w:after="0" w:line="50" w:lineRule="exact"/>
       </w:pPr>
     </w:p>
     <w:tbl>
@@ -3309,7 +3315,7 @@
               <w:tabs>
                 <w:tab w:val="left" w:pos="432"/>
               </w:tabs>
-              <w:spacing w:before="90" w:after="40" w:line="268" w:lineRule="auto"/>
+              <w:spacing w:before="54" w:after="24" w:line="268" w:lineRule="auto"/>
               <w:ind w:left="432" w:hanging="432"/>
             </w:pPr>
             <w:r>
@@ -3317,25 +3323,25 @@
                 <w:rFonts w:ascii="Avenir Next" w:hAnsi="Avenir Next" w:cs="Avenir Next" w:eastAsia="Avenir Next"/>
                 <w:b/>
                 <w:color w:val="1A1A1A"/>
+                <w:sz w:val="22"/>
+                <w:szCs w:val="20"/>
+              </w:rPr>
+              <w:t xml:space="preserve">10.</w:t>
+            </w:r>
+            <w:r>
+              <w:rPr>
+                <w:rFonts w:ascii="Avenir Next" w:hAnsi="Avenir Next" w:cs="Avenir Next" w:eastAsia="Avenir Next"/>
+                <w:color w:val="1A1A1A"/>
                 <w:sz w:val="20"/>
                 <w:szCs w:val="20"/>
               </w:rPr>
-              <w:t xml:space="preserve">10.</w:t>
-            </w:r>
-            <w:r>
-              <w:rPr>
-                <w:rFonts w:ascii="Avenir Next" w:hAnsi="Avenir Next" w:cs="Avenir Next" w:eastAsia="Avenir Next"/>
-                <w:color w:val="1A1A1A"/>
-                <w:sz w:val="20"/>
-                <w:szCs w:val="20"/>
-              </w:rPr>
               <w:tab/>
             </w:r>
             <w:r>
               <w:rPr>
                 <w:rFonts w:ascii="Avenir Next" w:hAnsi="Avenir Next" w:cs="Avenir Next" w:eastAsia="Avenir Next"/>
                 <w:color w:val="1A1A1A"/>
-                <w:sz w:val="20"/>
+                <w:sz w:val="22"/>
                 <w:szCs w:val="20"/>
               </w:rPr>
               <w:t xml:space="preserve">Which question is NOT statistical?</w:t>
@@ -3389,25 +3395,25 @@
                       <w:rFonts w:ascii="Avenir Next" w:hAnsi="Avenir Next" w:cs="Avenir Next" w:eastAsia="Avenir Next"/>
                       <w:b/>
                       <w:color w:val="003A70"/>
+                      <w:sz w:val="22"/>
+                      <w:szCs w:val="19"/>
+                    </w:rPr>
+                    <w:t xml:space="preserve">A</w:t>
+                  </w:r>
+                  <w:r>
+                    <w:rPr>
+                      <w:rFonts w:ascii="Avenir Next" w:hAnsi="Avenir Next" w:cs="Avenir Next" w:eastAsia="Avenir Next"/>
+                      <w:color w:val="1A1A1A"/>
                       <w:sz w:val="19"/>
                       <w:szCs w:val="19"/>
                     </w:rPr>
-                    <w:t xml:space="preserve">A</w:t>
-                  </w:r>
-                  <w:r>
-                    <w:rPr>
-                      <w:rFonts w:ascii="Avenir Next" w:hAnsi="Avenir Next" w:cs="Avenir Next" w:eastAsia="Avenir Next"/>
-                      <w:color w:val="1A1A1A"/>
-                      <w:sz w:val="19"/>
-                      <w:szCs w:val="19"/>
-                    </w:rPr>
                     <w:tab/>
                   </w:r>
                   <w:r>
                     <w:rPr>
                       <w:rFonts w:ascii="Avenir Next" w:hAnsi="Avenir Next" w:cs="Avenir Next" w:eastAsia="Avenir Next"/>
                       <w:color w:val="1A1A1A"/>
-                      <w:sz w:val="19"/>
+                      <w:sz w:val="22"/>
                       <w:szCs w:val="19"/>
                     </w:rPr>
                     <w:t xml:space="preserve">How many pets does each student have?</w:t>
@@ -3432,25 +3438,25 @@
                       <w:rFonts w:ascii="Avenir Next" w:hAnsi="Avenir Next" w:cs="Avenir Next" w:eastAsia="Avenir Next"/>
                       <w:b/>
                       <w:color w:val="003A70"/>
+                      <w:sz w:val="22"/>
+                      <w:szCs w:val="19"/>
+                    </w:rPr>
+                    <w:t xml:space="preserve">B</w:t>
+                  </w:r>
+                  <w:r>
+                    <w:rPr>
+                      <w:rFonts w:ascii="Avenir Next" w:hAnsi="Avenir Next" w:cs="Avenir Next" w:eastAsia="Avenir Next"/>
+                      <w:color w:val="1A1A1A"/>
                       <w:sz w:val="19"/>
                       <w:szCs w:val="19"/>
                     </w:rPr>
-                    <w:t xml:space="preserve">B</w:t>
-                  </w:r>
-                  <w:r>
-                    <w:rPr>
-                      <w:rFonts w:ascii="Avenir Next" w:hAnsi="Avenir Next" w:cs="Avenir Next" w:eastAsia="Avenir Next"/>
-                      <w:color w:val="1A1A1A"/>
-                      <w:sz w:val="19"/>
-                      <w:szCs w:val="19"/>
-                    </w:rPr>
                     <w:tab/>
                   </w:r>
                   <w:r>
                     <w:rPr>
                       <w:rFonts w:ascii="Avenir Next" w:hAnsi="Avenir Next" w:cs="Avenir Next" w:eastAsia="Avenir Next"/>
                       <w:color w:val="1A1A1A"/>
-                      <w:sz w:val="19"/>
+                      <w:sz w:val="22"/>
                       <w:szCs w:val="19"/>
                     </w:rPr>
                     <w:t xml:space="preserve">How tall is each player on the team?</w:t>
@@ -3480,25 +3486,25 @@
                       <w:rFonts w:ascii="Avenir Next" w:hAnsi="Avenir Next" w:cs="Avenir Next" w:eastAsia="Avenir Next"/>
                       <w:b/>
                       <w:color w:val="003A70"/>
+                      <w:sz w:val="22"/>
+                      <w:szCs w:val="19"/>
+                    </w:rPr>
+                    <w:t xml:space="preserve">C</w:t>
+                  </w:r>
+                  <w:r>
+                    <w:rPr>
+                      <w:rFonts w:ascii="Avenir Next" w:hAnsi="Avenir Next" w:cs="Avenir Next" w:eastAsia="Avenir Next"/>
+                      <w:color w:val="1A1A1A"/>
                       <w:sz w:val="19"/>
                       <w:szCs w:val="19"/>
                     </w:rPr>
-                    <w:t xml:space="preserve">C</w:t>
-                  </w:r>
-                  <w:r>
-                    <w:rPr>
-                      <w:rFonts w:ascii="Avenir Next" w:hAnsi="Avenir Next" w:cs="Avenir Next" w:eastAsia="Avenir Next"/>
-                      <w:color w:val="1A1A1A"/>
-                      <w:sz w:val="19"/>
-                      <w:szCs w:val="19"/>
-                    </w:rPr>
                     <w:tab/>
                   </w:r>
                   <w:r>
                     <w:rPr>
                       <w:rFonts w:ascii="Avenir Next" w:hAnsi="Avenir Next" w:cs="Avenir Next" w:eastAsia="Avenir Next"/>
                       <w:color w:val="1A1A1A"/>
-                      <w:sz w:val="19"/>
+                      <w:sz w:val="22"/>
                       <w:szCs w:val="19"/>
                     </w:rPr>
                     <w:t xml:space="preserve">What is my locker number?</w:t>
@@ -3523,25 +3529,25 @@
                       <w:rFonts w:ascii="Avenir Next" w:hAnsi="Avenir Next" w:cs="Avenir Next" w:eastAsia="Avenir Next"/>
                       <w:b/>
                       <w:color w:val="003A70"/>
+                      <w:sz w:val="22"/>
+                      <w:szCs w:val="19"/>
+                    </w:rPr>
+                    <w:t xml:space="preserve">D</w:t>
+                  </w:r>
+                  <w:r>
+                    <w:rPr>
+                      <w:rFonts w:ascii="Avenir Next" w:hAnsi="Avenir Next" w:cs="Avenir Next" w:eastAsia="Avenir Next"/>
+                      <w:color w:val="1A1A1A"/>
                       <w:sz w:val="19"/>
                       <w:szCs w:val="19"/>
                     </w:rPr>
-                    <w:t xml:space="preserve">D</w:t>
-                  </w:r>
-                  <w:r>
-                    <w:rPr>
-                      <w:rFonts w:ascii="Avenir Next" w:hAnsi="Avenir Next" w:cs="Avenir Next" w:eastAsia="Avenir Next"/>
-                      <w:color w:val="1A1A1A"/>
-                      <w:sz w:val="19"/>
-                      <w:szCs w:val="19"/>
-                    </w:rPr>
                     <w:tab/>
                   </w:r>
                   <w:r>
                     <w:rPr>
                       <w:rFonts w:ascii="Avenir Next" w:hAnsi="Avenir Next" w:cs="Avenir Next" w:eastAsia="Avenir Next"/>
                       <w:color w:val="1A1A1A"/>
-                      <w:sz w:val="19"/>
+                      <w:sz w:val="22"/>
                       <w:szCs w:val="19"/>
                     </w:rPr>
                     <w:t xml:space="preserve">How long does each student sleep?</w:t>
@@ -3552,7 +3558,7 @@
           </w:tbl>
           <w:p>
             <w:pPr>
-              <w:spacing w:before="0" w:after="0" w:line="24" w:lineRule="auto"/>
+              <w:spacing w:before="0" w:after="0" w:line="50" w:lineRule="exact"/>
             </w:pPr>
           </w:p>
         </w:tc>
@@ -3560,12 +3566,12 @@
     </w:tbl>
     <w:p>
       <w:pPr>
-        <w:spacing w:before="0" w:after="0" w:line="20" w:lineRule="exact"/>
+        <w:spacing w:before="0" w:after="0" w:line="50" w:lineRule="exact"/>
       </w:pPr>
     </w:p>
     <w:p>
       <w:pPr>
-        <w:spacing w:before="0" w:after="0" w:line="20" w:lineRule="exact"/>
+        <w:spacing w:before="0" w:after="0" w:line="50" w:lineRule="exact"/>
       </w:pPr>
     </w:p>
     <w:tbl>
@@ -3607,7 +3613,7 @@
               <w:tabs>
                 <w:tab w:val="left" w:pos="432"/>
               </w:tabs>
-              <w:spacing w:before="90" w:after="40" w:line="268" w:lineRule="auto"/>
+              <w:spacing w:before="54" w:after="24" w:line="268" w:lineRule="auto"/>
               <w:ind w:left="432" w:hanging="432"/>
             </w:pPr>
             <w:r>
@@ -3615,25 +3621,25 @@
                 <w:rFonts w:ascii="Avenir Next" w:hAnsi="Avenir Next" w:cs="Avenir Next" w:eastAsia="Avenir Next"/>
                 <w:b/>
                 <w:color w:val="1A1A1A"/>
+                <w:sz w:val="22"/>
+                <w:szCs w:val="20"/>
+              </w:rPr>
+              <w:t xml:space="preserve">11.</w:t>
+            </w:r>
+            <w:r>
+              <w:rPr>
+                <w:rFonts w:ascii="Avenir Next" w:hAnsi="Avenir Next" w:cs="Avenir Next" w:eastAsia="Avenir Next"/>
+                <w:color w:val="1A1A1A"/>
                 <w:sz w:val="20"/>
                 <w:szCs w:val="20"/>
               </w:rPr>
-              <w:t xml:space="preserve">11.</w:t>
-            </w:r>
-            <w:r>
-              <w:rPr>
-                <w:rFonts w:ascii="Avenir Next" w:hAnsi="Avenir Next" w:cs="Avenir Next" w:eastAsia="Avenir Next"/>
-                <w:color w:val="1A1A1A"/>
-                <w:sz w:val="20"/>
-                <w:szCs w:val="20"/>
-              </w:rPr>
               <w:tab/>
             </w:r>
             <w:r>
               <w:rPr>
                 <w:rFonts w:ascii="Avenir Next" w:hAnsi="Avenir Next" w:cs="Avenir Next" w:eastAsia="Avenir Next"/>
                 <w:color w:val="1A1A1A"/>
-                <w:sz w:val="20"/>
+                <w:sz w:val="22"/>
                 <w:szCs w:val="20"/>
               </w:rPr>
               <w:t xml:space="preserve">The answers to a statistical question —</w:t>
@@ -3687,25 +3693,25 @@
                       <w:rFonts w:ascii="Avenir Next" w:hAnsi="Avenir Next" w:cs="Avenir Next" w:eastAsia="Avenir Next"/>
                       <w:b/>
                       <w:color w:val="003A70"/>
+                      <w:sz w:val="22"/>
+                      <w:szCs w:val="19"/>
+                    </w:rPr>
+                    <w:t xml:space="preserve">A</w:t>
+                  </w:r>
+                  <w:r>
+                    <w:rPr>
+                      <w:rFonts w:ascii="Avenir Next" w:hAnsi="Avenir Next" w:cs="Avenir Next" w:eastAsia="Avenir Next"/>
+                      <w:color w:val="1A1A1A"/>
                       <w:sz w:val="19"/>
                       <w:szCs w:val="19"/>
                     </w:rPr>
-                    <w:t xml:space="preserve">A</w:t>
-                  </w:r>
-                  <w:r>
-                    <w:rPr>
-                      <w:rFonts w:ascii="Avenir Next" w:hAnsi="Avenir Next" w:cs="Avenir Next" w:eastAsia="Avenir Next"/>
-                      <w:color w:val="1A1A1A"/>
-                      <w:sz w:val="19"/>
-                      <w:szCs w:val="19"/>
-                    </w:rPr>
                     <w:tab/>
                   </w:r>
                   <w:r>
                     <w:rPr>
                       <w:rFonts w:ascii="Avenir Next" w:hAnsi="Avenir Next" w:cs="Avenir Next" w:eastAsia="Avenir Next"/>
                       <w:color w:val="1A1A1A"/>
-                      <w:sz w:val="19"/>
+                      <w:sz w:val="22"/>
                       <w:szCs w:val="19"/>
                     </w:rPr>
                     <w:t xml:space="preserve">are expected to vary</w:t>
@@ -3730,25 +3736,25 @@
                       <w:rFonts w:ascii="Avenir Next" w:hAnsi="Avenir Next" w:cs="Avenir Next" w:eastAsia="Avenir Next"/>
                       <w:b/>
                       <w:color w:val="003A70"/>
+                      <w:sz w:val="22"/>
+                      <w:szCs w:val="19"/>
+                    </w:rPr>
+                    <w:t xml:space="preserve">B</w:t>
+                  </w:r>
+                  <w:r>
+                    <w:rPr>
+                      <w:rFonts w:ascii="Avenir Next" w:hAnsi="Avenir Next" w:cs="Avenir Next" w:eastAsia="Avenir Next"/>
+                      <w:color w:val="1A1A1A"/>
                       <w:sz w:val="19"/>
                       <w:szCs w:val="19"/>
                     </w:rPr>
-                    <w:t xml:space="preserve">B</w:t>
-                  </w:r>
-                  <w:r>
-                    <w:rPr>
-                      <w:rFonts w:ascii="Avenir Next" w:hAnsi="Avenir Next" w:cs="Avenir Next" w:eastAsia="Avenir Next"/>
-                      <w:color w:val="1A1A1A"/>
-                      <w:sz w:val="19"/>
-                      <w:szCs w:val="19"/>
-                    </w:rPr>
                     <w:tab/>
                   </w:r>
                   <w:r>
                     <w:rPr>
                       <w:rFonts w:ascii="Avenir Next" w:hAnsi="Avenir Next" w:cs="Avenir Next" w:eastAsia="Avenir Next"/>
                       <w:color w:val="1A1A1A"/>
-                      <w:sz w:val="19"/>
+                      <w:sz w:val="22"/>
                       <w:szCs w:val="19"/>
                     </w:rPr>
                     <w:t xml:space="preserve">are always the same</w:t>
@@ -3778,25 +3784,25 @@
                       <w:rFonts w:ascii="Avenir Next" w:hAnsi="Avenir Next" w:cs="Avenir Next" w:eastAsia="Avenir Next"/>
                       <w:b/>
                       <w:color w:val="003A70"/>
+                      <w:sz w:val="22"/>
+                      <w:szCs w:val="19"/>
+                    </w:rPr>
+                    <w:t xml:space="preserve">C</w:t>
+                  </w:r>
+                  <w:r>
+                    <w:rPr>
+                      <w:rFonts w:ascii="Avenir Next" w:hAnsi="Avenir Next" w:cs="Avenir Next" w:eastAsia="Avenir Next"/>
+                      <w:color w:val="1A1A1A"/>
                       <w:sz w:val="19"/>
                       <w:szCs w:val="19"/>
                     </w:rPr>
-                    <w:t xml:space="preserve">C</w:t>
-                  </w:r>
-                  <w:r>
-                    <w:rPr>
-                      <w:rFonts w:ascii="Avenir Next" w:hAnsi="Avenir Next" w:cs="Avenir Next" w:eastAsia="Avenir Next"/>
-                      <w:color w:val="1A1A1A"/>
-                      <w:sz w:val="19"/>
-                      <w:szCs w:val="19"/>
-                    </w:rPr>
                     <w:tab/>
                   </w:r>
                   <w:r>
                     <w:rPr>
                       <w:rFonts w:ascii="Avenir Next" w:hAnsi="Avenir Next" w:cs="Avenir Next" w:eastAsia="Avenir Next"/>
                       <w:color w:val="1A1A1A"/>
-                      <w:sz w:val="19"/>
+                      <w:sz w:val="22"/>
                       <w:szCs w:val="19"/>
                     </w:rPr>
                     <w:t xml:space="preserve">are always words</w:t>
@@ -3821,25 +3827,25 @@
                       <w:rFonts w:ascii="Avenir Next" w:hAnsi="Avenir Next" w:cs="Avenir Next" w:eastAsia="Avenir Next"/>
                       <w:b/>
                       <w:color w:val="003A70"/>
+                      <w:sz w:val="22"/>
+                      <w:szCs w:val="19"/>
+                    </w:rPr>
+                    <w:t xml:space="preserve">D</w:t>
+                  </w:r>
+                  <w:r>
+                    <w:rPr>
+                      <w:rFonts w:ascii="Avenir Next" w:hAnsi="Avenir Next" w:cs="Avenir Next" w:eastAsia="Avenir Next"/>
+                      <w:color w:val="1A1A1A"/>
                       <w:sz w:val="19"/>
                       <w:szCs w:val="19"/>
                     </w:rPr>
-                    <w:t xml:space="preserve">D</w:t>
-                  </w:r>
-                  <w:r>
-                    <w:rPr>
-                      <w:rFonts w:ascii="Avenir Next" w:hAnsi="Avenir Next" w:cs="Avenir Next" w:eastAsia="Avenir Next"/>
-                      <w:color w:val="1A1A1A"/>
-                      <w:sz w:val="19"/>
-                      <w:szCs w:val="19"/>
-                    </w:rPr>
                     <w:tab/>
                   </w:r>
                   <w:r>
                     <w:rPr>
                       <w:rFonts w:ascii="Avenir Next" w:hAnsi="Avenir Next" w:cs="Avenir Next" w:eastAsia="Avenir Next"/>
                       <w:color w:val="1A1A1A"/>
-                      <w:sz w:val="19"/>
+                      <w:sz w:val="22"/>
                       <w:szCs w:val="19"/>
                     </w:rPr>
                     <w:t xml:space="preserve">come from one person</w:t>
@@ -3850,7 +3856,7 @@
           </w:tbl>
           <w:p>
             <w:pPr>
-              <w:spacing w:before="0" w:after="0" w:line="24" w:lineRule="auto"/>
+              <w:spacing w:before="0" w:after="0" w:line="50" w:lineRule="exact"/>
             </w:pPr>
           </w:p>
         </w:tc>
@@ -3858,11 +3864,12 @@
     </w:tbl>
     <w:p>
       <w:pPr>
-        <w:spacing w:before="0" w:after="0" w:line="20" w:lineRule="exact"/>
+        <w:spacing w:before="0" w:after="0" w:line="50" w:lineRule="exact"/>
       </w:pPr>
     </w:p>
     <w:p>
       <w:pPr>
+        <w:pStyle w:val="Heading2"/>
         <w:keepNext/>
         <w:pBdr>
           <w:bottom w:val="single" w:sz="8" w:space="3" w:color="003A70"/>
@@ -3870,7 +3877,7 @@
         <w:tabs>
           <w:tab w:val="right" w:pos="9504"/>
         </w:tabs>
-        <w:spacing w:before="90" w:after="50" w:line="240" w:lineRule="auto"/>
+        <w:spacing w:before="54" w:after="30" w:line="240" w:lineRule="auto"/>
       </w:pPr>
       <w:r>
         <w:rPr>
@@ -3878,7 +3885,7 @@
           <w:b/>
           <w:color w:val="003A70"/>
           <w:spacing w:val="14"/>
-          <w:sz w:val="19"/>
+          <w:sz w:val="22"/>
           <w:szCs w:val="19"/>
         </w:rPr>
         <w:t xml:space="preserve">SELF-CHECK CODE</w:t>
@@ -3897,7 +3904,7 @@
           <w:rFonts w:ascii="Avenir Next" w:hAnsi="Avenir Next" w:cs="Avenir Next" w:eastAsia="Avenir Next"/>
           <w:i/>
           <w:color w:val="5A5F66"/>
-          <w:sz w:val="17"/>
+          <w:sz w:val="22"/>
           <w:szCs w:val="17"/>
         </w:rPr>
         <w:t xml:space="preserve">find your answer · copy its letter into that problem’s box · spell a math word</w:t>
@@ -3955,7 +3962,7 @@
                 <w:rFonts w:ascii="Avenir Next" w:hAnsi="Avenir Next" w:cs="Avenir Next" w:eastAsia="Avenir Next"/>
                 <w:b/>
                 <w:color w:val="1A1A1A"/>
-                <w:sz w:val="18"/>
+                <w:sz w:val="22"/>
                 <w:szCs w:val="18"/>
               </w:rPr>
               <w:t xml:space="preserve">50</w:t>
@@ -3971,7 +3978,7 @@
                 <w:rFonts w:ascii="Avenir Next" w:hAnsi="Avenir Next" w:cs="Avenir Next" w:eastAsia="Avenir Next"/>
                 <w:b/>
                 <w:color w:val="003A70"/>
-                <w:sz w:val="18"/>
+                <w:sz w:val="22"/>
                 <w:szCs w:val="18"/>
               </w:rPr>
               <w:t xml:space="preserve">S</w:t>
@@ -3994,7 +4001,7 @@
                 <w:rFonts w:ascii="Avenir Next" w:hAnsi="Avenir Next" w:cs="Avenir Next" w:eastAsia="Avenir Next"/>
                 <w:b/>
                 <w:color w:val="1A1A1A"/>
-                <w:sz w:val="18"/>
+                <w:sz w:val="22"/>
                 <w:szCs w:val="18"/>
               </w:rPr>
               <w:t xml:space="preserve">8</w:t>
@@ -4010,7 +4017,7 @@
                 <w:rFonts w:ascii="Avenir Next" w:hAnsi="Avenir Next" w:cs="Avenir Next" w:eastAsia="Avenir Next"/>
                 <w:b/>
                 <w:color w:val="003A70"/>
-                <w:sz w:val="18"/>
+                <w:sz w:val="22"/>
                 <w:szCs w:val="18"/>
               </w:rPr>
               <w:t xml:space="preserve">A</w:t>
@@ -4033,7 +4040,7 @@
                 <w:rFonts w:ascii="Avenir Next" w:hAnsi="Avenir Next" w:cs="Avenir Next" w:eastAsia="Avenir Next"/>
                 <w:b/>
                 <w:color w:val="1A1A1A"/>
-                <w:sz w:val="18"/>
+                <w:sz w:val="22"/>
                 <w:szCs w:val="18"/>
               </w:rPr>
               <w:t xml:space="preserve">9</w:t>
@@ -4049,7 +4056,7 @@
                 <w:rFonts w:ascii="Avenir Next" w:hAnsi="Avenir Next" w:cs="Avenir Next" w:eastAsia="Avenir Next"/>
                 <w:b/>
                 <w:color w:val="003A70"/>
-                <w:sz w:val="18"/>
+                <w:sz w:val="22"/>
                 <w:szCs w:val="18"/>
               </w:rPr>
               <w:t xml:space="preserve">W</w:t>
@@ -4072,7 +4079,7 @@
                 <w:rFonts w:ascii="Avenir Next" w:hAnsi="Avenir Next" w:cs="Avenir Next" w:eastAsia="Avenir Next"/>
                 <w:b/>
                 <w:color w:val="1A1A1A"/>
-                <w:sz w:val="18"/>
+                <w:sz w:val="22"/>
                 <w:szCs w:val="18"/>
               </w:rPr>
               <w:t xml:space="preserve">4</w:t>
@@ -4088,7 +4095,7 @@
                 <w:rFonts w:ascii="Avenir Next" w:hAnsi="Avenir Next" w:cs="Avenir Next" w:eastAsia="Avenir Next"/>
                 <w:b/>
                 <w:color w:val="003A70"/>
-                <w:sz w:val="18"/>
+                <w:sz w:val="22"/>
                 <w:szCs w:val="18"/>
               </w:rPr>
               <w:t xml:space="preserve">X</w:t>
@@ -4111,7 +4118,7 @@
                 <w:rFonts w:ascii="Avenir Next" w:hAnsi="Avenir Next" w:cs="Avenir Next" w:eastAsia="Avenir Next"/>
                 <w:b/>
                 <w:color w:val="1A1A1A"/>
-                <w:sz w:val="18"/>
+                <w:sz w:val="22"/>
                 <w:szCs w:val="18"/>
               </w:rPr>
               <w:t xml:space="preserve">3</w:t>
@@ -4127,7 +4134,7 @@
                 <w:rFonts w:ascii="Avenir Next" w:hAnsi="Avenir Next" w:cs="Avenir Next" w:eastAsia="Avenir Next"/>
                 <w:b/>
                 <w:color w:val="003A70"/>
-                <w:sz w:val="18"/>
+                <w:sz w:val="22"/>
                 <w:szCs w:val="18"/>
               </w:rPr>
               <w:t xml:space="preserve">R</w:t>
@@ -4150,7 +4157,7 @@
                 <w:rFonts w:ascii="Avenir Next" w:hAnsi="Avenir Next" w:cs="Avenir Next" w:eastAsia="Avenir Next"/>
                 <w:b/>
                 <w:color w:val="1A1A1A"/>
-                <w:sz w:val="18"/>
+                <w:sz w:val="22"/>
                 <w:szCs w:val="18"/>
               </w:rPr>
               <w:t xml:space="preserve">5</w:t>
@@ -4166,7 +4173,7 @@
                 <w:rFonts w:ascii="Avenir Next" w:hAnsi="Avenir Next" w:cs="Avenir Next" w:eastAsia="Avenir Next"/>
                 <w:b/>
                 <w:color w:val="003A70"/>
-                <w:sz w:val="18"/>
+                <w:sz w:val="22"/>
                 <w:szCs w:val="18"/>
               </w:rPr>
               <w:t xml:space="preserve">N</w:t>
@@ -4189,7 +4196,7 @@
                 <w:rFonts w:ascii="Avenir Next" w:hAnsi="Avenir Next" w:cs="Avenir Next" w:eastAsia="Avenir Next"/>
                 <w:b/>
                 <w:color w:val="1A1A1A"/>
-                <w:sz w:val="18"/>
+                <w:sz w:val="22"/>
                 <w:szCs w:val="18"/>
               </w:rPr>
               <w:t xml:space="preserve">45</w:t>
@@ -4205,7 +4212,7 @@
                 <w:rFonts w:ascii="Avenir Next" w:hAnsi="Avenir Next" w:cs="Avenir Next" w:eastAsia="Avenir Next"/>
                 <w:b/>
                 <w:color w:val="003A70"/>
-                <w:sz w:val="18"/>
+                <w:sz w:val="22"/>
                 <w:szCs w:val="18"/>
               </w:rPr>
               <w:t xml:space="preserve">Q</w:t>
@@ -4228,7 +4235,7 @@
                 <w:rFonts w:ascii="Avenir Next" w:hAnsi="Avenir Next" w:cs="Avenir Next" w:eastAsia="Avenir Next"/>
                 <w:b/>
                 <w:color w:val="1A1A1A"/>
-                <w:sz w:val="18"/>
+                <w:sz w:val="22"/>
                 <w:szCs w:val="18"/>
               </w:rPr>
               <w:t xml:space="preserve">25</w:t>
@@ -4244,7 +4251,7 @@
                 <w:rFonts w:ascii="Avenir Next" w:hAnsi="Avenir Next" w:cs="Avenir Next" w:eastAsia="Avenir Next"/>
                 <w:b/>
                 <w:color w:val="003A70"/>
-                <w:sz w:val="18"/>
+                <w:sz w:val="22"/>
                 <w:szCs w:val="18"/>
               </w:rPr>
               <w:t xml:space="preserve">Z</w:t>
@@ -4267,7 +4274,7 @@
                 <w:rFonts w:ascii="Avenir Next" w:hAnsi="Avenir Next" w:cs="Avenir Next" w:eastAsia="Avenir Next"/>
                 <w:b/>
                 <w:color w:val="1A1A1A"/>
-                <w:sz w:val="18"/>
+                <w:sz w:val="22"/>
                 <w:szCs w:val="18"/>
               </w:rPr>
               <w:t xml:space="preserve">35</w:t>
@@ -4283,7 +4290,7 @@
                 <w:rFonts w:ascii="Avenir Next" w:hAnsi="Avenir Next" w:cs="Avenir Next" w:eastAsia="Avenir Next"/>
                 <w:b/>
                 <w:color w:val="003A70"/>
-                <w:sz w:val="18"/>
+                <w:sz w:val="22"/>
                 <w:szCs w:val="18"/>
               </w:rPr>
               <w:t xml:space="preserve">E</w:t>
@@ -4294,7 +4301,7 @@
     </w:tbl>
     <w:p>
       <w:pPr>
-        <w:spacing w:before="0" w:after="0" w:line="60" w:lineRule="auto"/>
+        <w:spacing w:before="0" w:after="0" w:line="50" w:lineRule="exact"/>
       </w:pPr>
     </w:p>
     <w:tbl>
@@ -4461,7 +4468,7 @@
     </w:tbl>
     <w:p>
       <w:pPr>
-        <w:spacing w:before="0" w:after="0" w:line="40" w:lineRule="auto"/>
+        <w:spacing w:before="0" w:after="0" w:line="50" w:lineRule="exact"/>
       </w:pPr>
     </w:p>
     <w:tbl>
@@ -4503,6 +4510,7 @@
           </w:tcPr>
           <w:p>
             <w:pPr>
+              <w:pStyle w:val="Heading2"/>
               <w:spacing w:before="0" w:after="0" w:line="240" w:lineRule="auto"/>
             </w:pPr>
             <w:r>
@@ -4540,7 +4548,7 @@
               <w:rPr>
                 <w:rFonts w:ascii="Avenir Next" w:hAnsi="Avenir Next" w:cs="Avenir Next" w:eastAsia="Avenir Next"/>
                 <w:color w:val="1A1A1A"/>
-                <w:sz w:val="17"/>
+                <w:sz w:val="22"/>
                 <w:szCs w:val="17"/>
               </w:rPr>
               <w:t xml:space="preserve">  I can do this on my own</w:t>
@@ -4569,7 +4577,7 @@
               <w:rPr>
                 <w:rFonts w:ascii="Avenir Next" w:hAnsi="Avenir Next" w:cs="Avenir Next" w:eastAsia="Avenir Next"/>
                 <w:color w:val="1A1A1A"/>
-                <w:sz w:val="17"/>
+                <w:sz w:val="22"/>
                 <w:szCs w:val="17"/>
               </w:rPr>
               <w:t xml:space="preserve">  I need a little help</w:t>
@@ -4598,7 +4606,7 @@
               <w:rPr>
                 <w:rFonts w:ascii="Avenir Next" w:hAnsi="Avenir Next" w:cs="Avenir Next" w:eastAsia="Avenir Next"/>
                 <w:color w:val="1A1A1A"/>
-                <w:sz w:val="17"/>
+                <w:sz w:val="22"/>
                 <w:szCs w:val="17"/>
               </w:rPr>
               <w:t xml:space="preserve">  I have a question about #</w:t>
@@ -4619,13 +4627,13 @@
     </w:tbl>
     <w:p>
       <w:pPr>
-        <w:spacing w:before="0" w:after="0" w:line="20" w:lineRule="exact"/>
+        <w:spacing w:before="0" w:after="0" w:line="50" w:lineRule="exact"/>
       </w:pPr>
     </w:p>
     <w:sectPr>
       <w:footerReference w:type="default" r:id="rIdFooter1"/>
       <w:pgSz w:w="12240" w:h="15840"/>
-      <w:pgMar w:top="893" w:right="1224" w:bottom="835" w:left="1512" w:header="432" w:footer="432" w:gutter="0"/>
+      <w:pgMar w:top="763" w:right="1224" w:bottom="691" w:left="1512" w:header="432" w:footer="432" w:gutter="0"/>
       <w:cols w:space="720"/>
     </w:sectPr>
   </w:body>
@@ -4705,7 +4713,106 @@
               <w:sz w:val="15"/>
               <w:szCs w:val="15"/>
             </w:rPr>
-            <w:t xml:space="preserve">Lesson 2-1  ·  Session 1  ·  Practice Form B</w:t>
+            <w:t xml:space="preserve">2-1 · Page </w:t>
+          </w:r>
+          <w:r>
+            <w:rPr>
+              <w:rFonts w:ascii="Avenir Next" w:hAnsi="Avenir Next" w:cs="Avenir Next" w:eastAsia="Avenir Next"/>
+              <w:color w:val="5A5F66"/>
+              <w:sz w:val="15"/>
+              <w:szCs w:val="15"/>
+            </w:rPr>
+            <w:fldChar w:fldCharType="begin"/>
+          </w:r>
+          <w:r>
+            <w:rPr>
+              <w:rFonts w:ascii="Avenir Next" w:hAnsi="Avenir Next" w:cs="Avenir Next" w:eastAsia="Avenir Next"/>
+              <w:color w:val="5A5F66"/>
+              <w:sz w:val="15"/>
+              <w:szCs w:val="15"/>
+            </w:rPr>
+            <w:instrText xml:space="preserve"> PAGE </w:instrText>
+          </w:r>
+          <w:r>
+            <w:rPr>
+              <w:rFonts w:ascii="Avenir Next" w:hAnsi="Avenir Next" w:cs="Avenir Next" w:eastAsia="Avenir Next"/>
+              <w:color w:val="5A5F66"/>
+              <w:sz w:val="15"/>
+              <w:szCs w:val="15"/>
+            </w:rPr>
+            <w:fldChar w:fldCharType="separate"/>
+          </w:r>
+          <w:r>
+            <w:rPr>
+              <w:rFonts w:ascii="Avenir Next" w:hAnsi="Avenir Next" w:cs="Avenir Next" w:eastAsia="Avenir Next"/>
+              <w:color w:val="5A5F66"/>
+              <w:sz w:val="15"/>
+              <w:szCs w:val="15"/>
+            </w:rPr>
+            <w:t xml:space="preserve">1</w:t>
+          </w:r>
+          <w:r>
+            <w:rPr>
+              <w:rFonts w:ascii="Avenir Next" w:hAnsi="Avenir Next" w:cs="Avenir Next" w:eastAsia="Avenir Next"/>
+              <w:color w:val="5A5F66"/>
+              <w:sz w:val="15"/>
+              <w:szCs w:val="15"/>
+            </w:rPr>
+            <w:fldChar w:fldCharType="end"/>
+          </w:r>
+          <w:r>
+            <w:rPr>
+              <w:rFonts w:ascii="Avenir Next" w:hAnsi="Avenir Next" w:cs="Avenir Next" w:eastAsia="Avenir Next"/>
+              <w:color w:val="5A5F66"/>
+              <w:sz w:val="15"/>
+              <w:szCs w:val="15"/>
+            </w:rPr>
+            <w:t xml:space="preserve"> of </w:t>
+          </w:r>
+          <w:r>
+            <w:rPr>
+              <w:rFonts w:ascii="Avenir Next" w:hAnsi="Avenir Next" w:cs="Avenir Next" w:eastAsia="Avenir Next"/>
+              <w:color w:val="5A5F66"/>
+              <w:sz w:val="15"/>
+              <w:szCs w:val="15"/>
+            </w:rPr>
+            <w:fldChar w:fldCharType="begin"/>
+          </w:r>
+          <w:r>
+            <w:rPr>
+              <w:rFonts w:ascii="Avenir Next" w:hAnsi="Avenir Next" w:cs="Avenir Next" w:eastAsia="Avenir Next"/>
+              <w:color w:val="5A5F66"/>
+              <w:sz w:val="15"/>
+              <w:szCs w:val="15"/>
+            </w:rPr>
+            <w:instrText xml:space="preserve"> NUMPAGES </w:instrText>
+          </w:r>
+          <w:r>
+            <w:rPr>
+              <w:rFonts w:ascii="Avenir Next" w:hAnsi="Avenir Next" w:cs="Avenir Next" w:eastAsia="Avenir Next"/>
+              <w:color w:val="5A5F66"/>
+              <w:sz w:val="15"/>
+              <w:szCs w:val="15"/>
+            </w:rPr>
+            <w:fldChar w:fldCharType="separate"/>
+          </w:r>
+          <w:r>
+            <w:rPr>
+              <w:rFonts w:ascii="Avenir Next" w:hAnsi="Avenir Next" w:cs="Avenir Next" w:eastAsia="Avenir Next"/>
+              <w:color w:val="5A5F66"/>
+              <w:sz w:val="15"/>
+              <w:szCs w:val="15"/>
+            </w:rPr>
+            <w:t xml:space="preserve">1</w:t>
+          </w:r>
+          <w:r>
+            <w:rPr>
+              <w:rFonts w:ascii="Avenir Next" w:hAnsi="Avenir Next" w:cs="Avenir Next" w:eastAsia="Avenir Next"/>
+              <w:color w:val="5A5F66"/>
+              <w:sz w:val="15"/>
+              <w:szCs w:val="15"/>
+            </w:rPr>
+            <w:fldChar w:fldCharType="end"/>
           </w:r>
         </w:p>
       </w:tc>
@@ -4748,5 +4855,23 @@
       </w:tblCellMar>
     </w:tblPr>
   </w:style>
+  <w:style w:type="paragraph" w:styleId="Heading1">
+    <w:name w:val="heading 1"/>
+    <w:basedOn w:val="Normal"/>
+    <w:pPr>
+      <w:outlineLvl w:val="0"/>
+      <w:keepNext w:val="0"/>
+      <w:keepLines w:val="0"/>
+    </w:pPr>
+  </w:style>
+  <w:style w:type="paragraph" w:styleId="Heading2">
+    <w:name w:val="heading 2"/>
+    <w:basedOn w:val="Normal"/>
+    <w:pPr>
+      <w:outlineLvl w:val="1"/>
+      <w:keepNext w:val="0"/>
+      <w:keepLines w:val="0"/>
+    </w:pPr>
+  </w:style>
 </w:styles>
 </file>